--- a/Practical Files/Docs/DAA-Practical_7.docx
+++ b/Practical Files/Docs/DAA-Practical_7.docx
@@ -191,6 +191,573 @@
           <w:szCs w:val="24"/>
         </w:rPr>
       </w:pPr>
+    </w:p>
+    <w:p>
+      <w:pPr>
+        <w:spacing w:after="0" w:line="360" w:lineRule="auto"/>
+        <w:ind w:right="29"/>
+        <w:jc w:val="both"/>
+        <w:rPr>
+          <w:rFonts w:ascii="Times New Roman" w:eastAsia="Times New Roman" w:hAnsi="Times New Roman" w:cs="Times New Roman"/>
+          <w:bCs/>
+          <w:sz w:val="24"/>
+          <w:szCs w:val="24"/>
+        </w:rPr>
+      </w:pPr>
+      <w:r>
+        <w:rPr>
+          <w:rFonts w:ascii="Times New Roman" w:eastAsia="Times New Roman" w:hAnsi="Times New Roman" w:cs="Times New Roman"/>
+          <w:bCs/>
+          <w:sz w:val="24"/>
+          <w:szCs w:val="24"/>
+        </w:rPr>
+        <w:t>void swap(int *a, int *b) {</w:t>
+      </w:r>
+    </w:p>
+    <w:p>
+      <w:pPr>
+        <w:spacing w:after="0" w:line="360" w:lineRule="auto"/>
+        <w:ind w:right="29"/>
+        <w:jc w:val="both"/>
+        <w:rPr>
+          <w:rFonts w:ascii="Times New Roman" w:eastAsia="Times New Roman" w:hAnsi="Times New Roman" w:cs="Times New Roman"/>
+          <w:bCs/>
+          <w:sz w:val="24"/>
+          <w:szCs w:val="24"/>
+        </w:rPr>
+      </w:pPr>
+      <w:r>
+        <w:rPr>
+          <w:rFonts w:ascii="Times New Roman" w:eastAsia="Times New Roman" w:hAnsi="Times New Roman" w:cs="Times New Roman"/>
+          <w:bCs/>
+          <w:sz w:val="24"/>
+          <w:szCs w:val="24"/>
+        </w:rPr>
+        <w:t xml:space="preserve">    int temp = *a;</w:t>
+      </w:r>
+    </w:p>
+    <w:p>
+      <w:pPr>
+        <w:spacing w:after="0" w:line="360" w:lineRule="auto"/>
+        <w:ind w:right="29"/>
+        <w:jc w:val="both"/>
+        <w:rPr>
+          <w:rFonts w:ascii="Times New Roman" w:eastAsia="Times New Roman" w:hAnsi="Times New Roman" w:cs="Times New Roman"/>
+          <w:bCs/>
+          <w:sz w:val="24"/>
+          <w:szCs w:val="24"/>
+        </w:rPr>
+      </w:pPr>
+      <w:r>
+        <w:rPr>
+          <w:rFonts w:ascii="Times New Roman" w:eastAsia="Times New Roman" w:hAnsi="Times New Roman" w:cs="Times New Roman"/>
+          <w:bCs/>
+          <w:sz w:val="24"/>
+          <w:szCs w:val="24"/>
+        </w:rPr>
+        <w:t xml:space="preserve">    *a = *b;</w:t>
+      </w:r>
+    </w:p>
+    <w:p>
+      <w:pPr>
+        <w:spacing w:after="0" w:line="360" w:lineRule="auto"/>
+        <w:ind w:right="29"/>
+        <w:jc w:val="both"/>
+        <w:rPr>
+          <w:rFonts w:ascii="Times New Roman" w:eastAsia="Times New Roman" w:hAnsi="Times New Roman" w:cs="Times New Roman"/>
+          <w:bCs/>
+          <w:sz w:val="24"/>
+          <w:szCs w:val="24"/>
+        </w:rPr>
+      </w:pPr>
+      <w:r>
+        <w:rPr>
+          <w:rFonts w:ascii="Times New Roman" w:eastAsia="Times New Roman" w:hAnsi="Times New Roman" w:cs="Times New Roman"/>
+          <w:bCs/>
+          <w:sz w:val="24"/>
+          <w:szCs w:val="24"/>
+        </w:rPr>
+        <w:t xml:space="preserve">    *b = temp;</w:t>
+      </w:r>
+    </w:p>
+    <w:p>
+      <w:pPr>
+        <w:spacing w:after="0" w:line="360" w:lineRule="auto"/>
+        <w:ind w:right="29"/>
+        <w:jc w:val="both"/>
+        <w:rPr>
+          <w:rFonts w:ascii="Times New Roman" w:eastAsia="Times New Roman" w:hAnsi="Times New Roman" w:cs="Times New Roman"/>
+          <w:bCs/>
+          <w:sz w:val="24"/>
+          <w:szCs w:val="24"/>
+        </w:rPr>
+      </w:pPr>
+      <w:r>
+        <w:rPr>
+          <w:rFonts w:ascii="Times New Roman" w:eastAsia="Times New Roman" w:hAnsi="Times New Roman" w:cs="Times New Roman"/>
+          <w:bCs/>
+          <w:sz w:val="24"/>
+          <w:szCs w:val="24"/>
+        </w:rPr>
+        <w:t>}</w:t>
+      </w:r>
+    </w:p>
+    <w:p>
+      <w:pPr>
+        <w:spacing w:after="0" w:line="360" w:lineRule="auto"/>
+        <w:ind w:right="29"/>
+        <w:jc w:val="both"/>
+        <w:rPr>
+          <w:rFonts w:ascii="Times New Roman" w:eastAsia="Times New Roman" w:hAnsi="Times New Roman" w:cs="Times New Roman"/>
+          <w:bCs/>
+          <w:sz w:val="24"/>
+          <w:szCs w:val="24"/>
+        </w:rPr>
+      </w:pPr>
+    </w:p>
+    <w:p>
+      <w:pPr>
+        <w:spacing w:after="0" w:line="360" w:lineRule="auto"/>
+        <w:ind w:right="29"/>
+        <w:jc w:val="both"/>
+        <w:rPr>
+          <w:rFonts w:ascii="Times New Roman" w:eastAsia="Times New Roman" w:hAnsi="Times New Roman" w:cs="Times New Roman"/>
+          <w:bCs/>
+          <w:sz w:val="24"/>
+          <w:szCs w:val="24"/>
+        </w:rPr>
+      </w:pPr>
+      <w:r>
+        <w:rPr>
+          <w:rFonts w:ascii="Times New Roman" w:eastAsia="Times New Roman" w:hAnsi="Times New Roman" w:cs="Times New Roman"/>
+          <w:bCs/>
+          <w:sz w:val="24"/>
+          <w:szCs w:val="24"/>
+        </w:rPr>
+        <w:t xml:space="preserve">void </w:t>
+      </w:r>
+      <w:proofErr w:type="spellStart"/>
+      <w:r>
+        <w:rPr>
+          <w:rFonts w:ascii="Times New Roman" w:eastAsia="Times New Roman" w:hAnsi="Times New Roman" w:cs="Times New Roman"/>
+          <w:bCs/>
+          <w:sz w:val="24"/>
+          <w:szCs w:val="24"/>
+        </w:rPr>
+        <w:t>sortDescending</w:t>
+      </w:r>
+      <w:proofErr w:type="spellEnd"/>
+      <w:r>
+        <w:rPr>
+          <w:rFonts w:ascii="Times New Roman" w:eastAsia="Times New Roman" w:hAnsi="Times New Roman" w:cs="Times New Roman"/>
+          <w:bCs/>
+          <w:sz w:val="24"/>
+          <w:szCs w:val="24"/>
+        </w:rPr>
+        <w:t xml:space="preserve">(int </w:t>
+      </w:r>
+      <w:proofErr w:type="spellStart"/>
+      <w:r>
+        <w:rPr>
+          <w:rFonts w:ascii="Times New Roman" w:eastAsia="Times New Roman" w:hAnsi="Times New Roman" w:cs="Times New Roman"/>
+          <w:bCs/>
+          <w:sz w:val="24"/>
+          <w:szCs w:val="24"/>
+        </w:rPr>
+        <w:t>arr</w:t>
+      </w:r>
+      <w:proofErr w:type="spellEnd"/>
+      <w:r>
+        <w:rPr>
+          <w:rFonts w:ascii="Times New Roman" w:eastAsia="Times New Roman" w:hAnsi="Times New Roman" w:cs="Times New Roman"/>
+          <w:bCs/>
+          <w:sz w:val="24"/>
+          <w:szCs w:val="24"/>
+        </w:rPr>
+        <w:t>[], int size) {</w:t>
+      </w:r>
+    </w:p>
+    <w:p>
+      <w:pPr>
+        <w:spacing w:after="0" w:line="360" w:lineRule="auto"/>
+        <w:ind w:right="29"/>
+        <w:jc w:val="both"/>
+        <w:rPr>
+          <w:rFonts w:ascii="Times New Roman" w:eastAsia="Times New Roman" w:hAnsi="Times New Roman" w:cs="Times New Roman"/>
+          <w:bCs/>
+          <w:sz w:val="24"/>
+          <w:szCs w:val="24"/>
+        </w:rPr>
+      </w:pPr>
+      <w:r>
+        <w:rPr>
+          <w:rFonts w:ascii="Times New Roman" w:eastAsia="Times New Roman" w:hAnsi="Times New Roman" w:cs="Times New Roman"/>
+          <w:bCs/>
+          <w:sz w:val="24"/>
+          <w:szCs w:val="24"/>
+        </w:rPr>
+        <w:t xml:space="preserve">    for (int </w:t>
+      </w:r>
+      <w:proofErr w:type="spellStart"/>
+      <w:r>
+        <w:rPr>
+          <w:rFonts w:ascii="Times New Roman" w:eastAsia="Times New Roman" w:hAnsi="Times New Roman" w:cs="Times New Roman"/>
+          <w:bCs/>
+          <w:sz w:val="24"/>
+          <w:szCs w:val="24"/>
+        </w:rPr>
+        <w:t>i</w:t>
+      </w:r>
+      <w:proofErr w:type="spellEnd"/>
+      <w:r>
+        <w:rPr>
+          <w:rFonts w:ascii="Times New Roman" w:eastAsia="Times New Roman" w:hAnsi="Times New Roman" w:cs="Times New Roman"/>
+          <w:bCs/>
+          <w:sz w:val="24"/>
+          <w:szCs w:val="24"/>
+        </w:rPr>
+        <w:t xml:space="preserve"> = 0; </w:t>
+      </w:r>
+      <w:proofErr w:type="spellStart"/>
+      <w:r>
+        <w:rPr>
+          <w:rFonts w:ascii="Times New Roman" w:eastAsia="Times New Roman" w:hAnsi="Times New Roman" w:cs="Times New Roman"/>
+          <w:bCs/>
+          <w:sz w:val="24"/>
+          <w:szCs w:val="24"/>
+        </w:rPr>
+        <w:t>i</w:t>
+      </w:r>
+      <w:proofErr w:type="spellEnd"/>
+      <w:r>
+        <w:rPr>
+          <w:rFonts w:ascii="Times New Roman" w:eastAsia="Times New Roman" w:hAnsi="Times New Roman" w:cs="Times New Roman"/>
+          <w:bCs/>
+          <w:sz w:val="24"/>
+          <w:szCs w:val="24"/>
+        </w:rPr>
+        <w:t xml:space="preserve"> &lt; size - 1; </w:t>
+      </w:r>
+      <w:proofErr w:type="spellStart"/>
+      <w:r>
+        <w:rPr>
+          <w:rFonts w:ascii="Times New Roman" w:eastAsia="Times New Roman" w:hAnsi="Times New Roman" w:cs="Times New Roman"/>
+          <w:bCs/>
+          <w:sz w:val="24"/>
+          <w:szCs w:val="24"/>
+        </w:rPr>
+        <w:t>i</w:t>
+      </w:r>
+      <w:proofErr w:type="spellEnd"/>
+      <w:r>
+        <w:rPr>
+          <w:rFonts w:ascii="Times New Roman" w:eastAsia="Times New Roman" w:hAnsi="Times New Roman" w:cs="Times New Roman"/>
+          <w:bCs/>
+          <w:sz w:val="24"/>
+          <w:szCs w:val="24"/>
+        </w:rPr>
+        <w:t>++) {</w:t>
+      </w:r>
+    </w:p>
+    <w:p>
+      <w:pPr>
+        <w:spacing w:after="0" w:line="360" w:lineRule="auto"/>
+        <w:ind w:right="29"/>
+        <w:jc w:val="both"/>
+        <w:rPr>
+          <w:rFonts w:ascii="Times New Roman" w:eastAsia="Times New Roman" w:hAnsi="Times New Roman" w:cs="Times New Roman"/>
+          <w:bCs/>
+          <w:sz w:val="24"/>
+          <w:szCs w:val="24"/>
+        </w:rPr>
+      </w:pPr>
+      <w:r>
+        <w:rPr>
+          <w:rFonts w:ascii="Times New Roman" w:eastAsia="Times New Roman" w:hAnsi="Times New Roman" w:cs="Times New Roman"/>
+          <w:bCs/>
+          <w:sz w:val="24"/>
+          <w:szCs w:val="24"/>
+        </w:rPr>
+        <w:t xml:space="preserve">        for (int j = 0; j &lt; size - </w:t>
+      </w:r>
+      <w:proofErr w:type="spellStart"/>
+      <w:r>
+        <w:rPr>
+          <w:rFonts w:ascii="Times New Roman" w:eastAsia="Times New Roman" w:hAnsi="Times New Roman" w:cs="Times New Roman"/>
+          <w:bCs/>
+          <w:sz w:val="24"/>
+          <w:szCs w:val="24"/>
+        </w:rPr>
+        <w:t>i</w:t>
+      </w:r>
+      <w:proofErr w:type="spellEnd"/>
+      <w:r>
+        <w:rPr>
+          <w:rFonts w:ascii="Times New Roman" w:eastAsia="Times New Roman" w:hAnsi="Times New Roman" w:cs="Times New Roman"/>
+          <w:bCs/>
+          <w:sz w:val="24"/>
+          <w:szCs w:val="24"/>
+        </w:rPr>
+        <w:t xml:space="preserve"> - 1; </w:t>
+      </w:r>
+      <w:proofErr w:type="spellStart"/>
+      <w:r>
+        <w:rPr>
+          <w:rFonts w:ascii="Times New Roman" w:eastAsia="Times New Roman" w:hAnsi="Times New Roman" w:cs="Times New Roman"/>
+          <w:bCs/>
+          <w:sz w:val="24"/>
+          <w:szCs w:val="24"/>
+        </w:rPr>
+        <w:t>j++</w:t>
+      </w:r>
+      <w:proofErr w:type="spellEnd"/>
+      <w:r>
+        <w:rPr>
+          <w:rFonts w:ascii="Times New Roman" w:eastAsia="Times New Roman" w:hAnsi="Times New Roman" w:cs="Times New Roman"/>
+          <w:bCs/>
+          <w:sz w:val="24"/>
+          <w:szCs w:val="24"/>
+        </w:rPr>
+        <w:t>) {</w:t>
+      </w:r>
+    </w:p>
+    <w:p>
+      <w:pPr>
+        <w:spacing w:after="0" w:line="360" w:lineRule="auto"/>
+        <w:ind w:right="29"/>
+        <w:jc w:val="both"/>
+        <w:rPr>
+          <w:rFonts w:ascii="Times New Roman" w:eastAsia="Times New Roman" w:hAnsi="Times New Roman" w:cs="Times New Roman"/>
+          <w:bCs/>
+          <w:sz w:val="24"/>
+          <w:szCs w:val="24"/>
+        </w:rPr>
+      </w:pPr>
+      <w:r>
+        <w:rPr>
+          <w:rFonts w:ascii="Times New Roman" w:eastAsia="Times New Roman" w:hAnsi="Times New Roman" w:cs="Times New Roman"/>
+          <w:bCs/>
+          <w:sz w:val="24"/>
+          <w:szCs w:val="24"/>
+        </w:rPr>
+        <w:t xml:space="preserve">            if (</w:t>
+      </w:r>
+      <w:proofErr w:type="spellStart"/>
+      <w:r>
+        <w:rPr>
+          <w:rFonts w:ascii="Times New Roman" w:eastAsia="Times New Roman" w:hAnsi="Times New Roman" w:cs="Times New Roman"/>
+          <w:bCs/>
+          <w:sz w:val="24"/>
+          <w:szCs w:val="24"/>
+        </w:rPr>
+        <w:t>arr</w:t>
+      </w:r>
+      <w:proofErr w:type="spellEnd"/>
+      <w:r>
+        <w:rPr>
+          <w:rFonts w:ascii="Times New Roman" w:eastAsia="Times New Roman" w:hAnsi="Times New Roman" w:cs="Times New Roman"/>
+          <w:bCs/>
+          <w:sz w:val="24"/>
+          <w:szCs w:val="24"/>
+        </w:rPr>
+        <w:t xml:space="preserve">[j] &lt; </w:t>
+      </w:r>
+      <w:proofErr w:type="spellStart"/>
+      <w:r>
+        <w:rPr>
+          <w:rFonts w:ascii="Times New Roman" w:eastAsia="Times New Roman" w:hAnsi="Times New Roman" w:cs="Times New Roman"/>
+          <w:bCs/>
+          <w:sz w:val="24"/>
+          <w:szCs w:val="24"/>
+        </w:rPr>
+        <w:t>arr</w:t>
+      </w:r>
+      <w:proofErr w:type="spellEnd"/>
+      <w:r>
+        <w:rPr>
+          <w:rFonts w:ascii="Times New Roman" w:eastAsia="Times New Roman" w:hAnsi="Times New Roman" w:cs="Times New Roman"/>
+          <w:bCs/>
+          <w:sz w:val="24"/>
+          <w:szCs w:val="24"/>
+        </w:rPr>
+        <w:t>[j + 1]) {</w:t>
+      </w:r>
+    </w:p>
+    <w:p>
+      <w:pPr>
+        <w:spacing w:after="0" w:line="360" w:lineRule="auto"/>
+        <w:ind w:right="29"/>
+        <w:jc w:val="both"/>
+        <w:rPr>
+          <w:rFonts w:ascii="Times New Roman" w:eastAsia="Times New Roman" w:hAnsi="Times New Roman" w:cs="Times New Roman"/>
+          <w:bCs/>
+          <w:sz w:val="24"/>
+          <w:szCs w:val="24"/>
+        </w:rPr>
+      </w:pPr>
+      <w:r>
+        <w:rPr>
+          <w:rFonts w:ascii="Times New Roman" w:eastAsia="Times New Roman" w:hAnsi="Times New Roman" w:cs="Times New Roman"/>
+          <w:bCs/>
+          <w:sz w:val="24"/>
+          <w:szCs w:val="24"/>
+        </w:rPr>
+        <w:t xml:space="preserve">                swap(&amp;</w:t>
+      </w:r>
+      <w:proofErr w:type="spellStart"/>
+      <w:r>
+        <w:rPr>
+          <w:rFonts w:ascii="Times New Roman" w:eastAsia="Times New Roman" w:hAnsi="Times New Roman" w:cs="Times New Roman"/>
+          <w:bCs/>
+          <w:sz w:val="24"/>
+          <w:szCs w:val="24"/>
+        </w:rPr>
+        <w:t>arr</w:t>
+      </w:r>
+      <w:proofErr w:type="spellEnd"/>
+      <w:r>
+        <w:rPr>
+          <w:rFonts w:ascii="Times New Roman" w:eastAsia="Times New Roman" w:hAnsi="Times New Roman" w:cs="Times New Roman"/>
+          <w:bCs/>
+          <w:sz w:val="24"/>
+          <w:szCs w:val="24"/>
+        </w:rPr>
+        <w:t>[j], &amp;</w:t>
+      </w:r>
+      <w:proofErr w:type="spellStart"/>
+      <w:r>
+        <w:rPr>
+          <w:rFonts w:ascii="Times New Roman" w:eastAsia="Times New Roman" w:hAnsi="Times New Roman" w:cs="Times New Roman"/>
+          <w:bCs/>
+          <w:sz w:val="24"/>
+          <w:szCs w:val="24"/>
+        </w:rPr>
+        <w:t>arr</w:t>
+      </w:r>
+      <w:proofErr w:type="spellEnd"/>
+      <w:r>
+        <w:rPr>
+          <w:rFonts w:ascii="Times New Roman" w:eastAsia="Times New Roman" w:hAnsi="Times New Roman" w:cs="Times New Roman"/>
+          <w:bCs/>
+          <w:sz w:val="24"/>
+          <w:szCs w:val="24"/>
+        </w:rPr>
+        <w:t>[j + 1]);</w:t>
+      </w:r>
+    </w:p>
+    <w:p>
+      <w:pPr>
+        <w:spacing w:after="0" w:line="360" w:lineRule="auto"/>
+        <w:ind w:right="29"/>
+        <w:jc w:val="both"/>
+        <w:rPr>
+          <w:rFonts w:ascii="Times New Roman" w:eastAsia="Times New Roman" w:hAnsi="Times New Roman" w:cs="Times New Roman"/>
+          <w:bCs/>
+          <w:sz w:val="24"/>
+          <w:szCs w:val="24"/>
+        </w:rPr>
+      </w:pPr>
+      <w:r>
+        <w:rPr>
+          <w:rFonts w:ascii="Times New Roman" w:eastAsia="Times New Roman" w:hAnsi="Times New Roman" w:cs="Times New Roman"/>
+          <w:bCs/>
+          <w:sz w:val="24"/>
+          <w:szCs w:val="24"/>
+        </w:rPr>
+        <w:t xml:space="preserve">            }</w:t>
+      </w:r>
+    </w:p>
+    <w:p>
+      <w:pPr>
+        <w:spacing w:after="0" w:line="360" w:lineRule="auto"/>
+        <w:ind w:right="29"/>
+        <w:jc w:val="both"/>
+        <w:rPr>
+          <w:rFonts w:ascii="Times New Roman" w:eastAsia="Times New Roman" w:hAnsi="Times New Roman" w:cs="Times New Roman"/>
+          <w:bCs/>
+          <w:sz w:val="24"/>
+          <w:szCs w:val="24"/>
+        </w:rPr>
+      </w:pPr>
+      <w:r>
+        <w:rPr>
+          <w:rFonts w:ascii="Times New Roman" w:eastAsia="Times New Roman" w:hAnsi="Times New Roman" w:cs="Times New Roman"/>
+          <w:bCs/>
+          <w:sz w:val="24"/>
+          <w:szCs w:val="24"/>
+        </w:rPr>
+        <w:t xml:space="preserve">        }</w:t>
+      </w:r>
+    </w:p>
+    <w:p>
+      <w:pPr>
+        <w:spacing w:after="0" w:line="360" w:lineRule="auto"/>
+        <w:ind w:right="29"/>
+        <w:jc w:val="both"/>
+        <w:rPr>
+          <w:rFonts w:ascii="Times New Roman" w:eastAsia="Times New Roman" w:hAnsi="Times New Roman" w:cs="Times New Roman"/>
+          <w:bCs/>
+          <w:sz w:val="24"/>
+          <w:szCs w:val="24"/>
+        </w:rPr>
+      </w:pPr>
+      <w:r>
+        <w:rPr>
+          <w:rFonts w:ascii="Times New Roman" w:eastAsia="Times New Roman" w:hAnsi="Times New Roman" w:cs="Times New Roman"/>
+          <w:bCs/>
+          <w:sz w:val="24"/>
+          <w:szCs w:val="24"/>
+        </w:rPr>
+        <w:t xml:space="preserve">    }</w:t>
+      </w:r>
+    </w:p>
+    <w:p>
+      <w:pPr>
+        <w:spacing w:after="0" w:line="360" w:lineRule="auto"/>
+        <w:ind w:right="29"/>
+        <w:jc w:val="both"/>
+        <w:rPr>
+          <w:rFonts w:ascii="Times New Roman" w:eastAsia="Times New Roman" w:hAnsi="Times New Roman" w:cs="Times New Roman"/>
+          <w:bCs/>
+          <w:sz w:val="24"/>
+          <w:szCs w:val="24"/>
+        </w:rPr>
+      </w:pPr>
+      <w:r>
+        <w:rPr>
+          <w:rFonts w:ascii="Times New Roman" w:eastAsia="Times New Roman" w:hAnsi="Times New Roman" w:cs="Times New Roman"/>
+          <w:bCs/>
+          <w:sz w:val="24"/>
+          <w:szCs w:val="24"/>
+        </w:rPr>
+        <w:t>}</w:t>
+      </w:r>
+    </w:p>
+    <w:p>
+      <w:pPr>
+        <w:spacing w:after="0" w:line="360" w:lineRule="auto"/>
+        <w:ind w:right="29"/>
+        <w:jc w:val="both"/>
+        <w:rPr>
+          <w:rFonts w:ascii="Times New Roman" w:eastAsia="Times New Roman" w:hAnsi="Times New Roman" w:cs="Times New Roman"/>
+          <w:bCs/>
+          <w:sz w:val="24"/>
+          <w:szCs w:val="24"/>
+        </w:rPr>
+      </w:pPr>
+    </w:p>
+    <w:p>
+      <w:pPr>
+        <w:spacing w:after="0" w:line="360" w:lineRule="auto"/>
+        <w:ind w:right="29"/>
+        <w:jc w:val="both"/>
+        <w:rPr>
+          <w:rFonts w:ascii="Times New Roman" w:eastAsia="Times New Roman" w:hAnsi="Times New Roman" w:cs="Times New Roman"/>
+          <w:bCs/>
+          <w:sz w:val="24"/>
+          <w:szCs w:val="24"/>
+        </w:rPr>
+      </w:pPr>
       <w:r>
         <w:rPr>
           <w:rFonts w:ascii="Times New Roman" w:eastAsia="Times New Roman" w:hAnsi="Times New Roman" w:cs="Times New Roman"/>
@@ -201,7 +768,6 @@
         <w:t xml:space="preserve">int </w:t>
       </w:r>
       <w:proofErr w:type="spellStart"/>
-      <w:proofErr w:type="gramStart"/>
       <w:r>
         <w:rPr>
           <w:rFonts w:ascii="Times New Roman" w:eastAsia="Times New Roman" w:hAnsi="Times New Roman" w:cs="Times New Roman"/>
@@ -219,17 +785,7 @@
           <w:sz w:val="24"/>
           <w:szCs w:val="24"/>
         </w:rPr>
-        <w:t>(</w:t>
-      </w:r>
-      <w:proofErr w:type="gramEnd"/>
-      <w:r>
-        <w:rPr>
-          <w:rFonts w:ascii="Times New Roman" w:eastAsia="Times New Roman" w:hAnsi="Times New Roman" w:cs="Times New Roman"/>
-          <w:bCs/>
-          <w:sz w:val="24"/>
-          <w:szCs w:val="24"/>
-        </w:rPr>
-        <w:t xml:space="preserve">int coins[], int </w:t>
+        <w:t xml:space="preserve">(int coins[], int </w:t>
       </w:r>
       <w:proofErr w:type="spellStart"/>
       <w:r>
@@ -249,7 +805,89 @@
           <w:sz w:val="24"/>
           <w:szCs w:val="24"/>
         </w:rPr>
-        <w:t>, int amount) {</w:t>
+        <w:t xml:space="preserve">, float amount, int </w:t>
+      </w:r>
+      <w:proofErr w:type="spellStart"/>
+      <w:r>
+        <w:rPr>
+          <w:rFonts w:ascii="Times New Roman" w:eastAsia="Times New Roman" w:hAnsi="Times New Roman" w:cs="Times New Roman"/>
+          <w:bCs/>
+          <w:sz w:val="24"/>
+          <w:szCs w:val="24"/>
+        </w:rPr>
+        <w:t>coins_used</w:t>
+      </w:r>
+      <w:proofErr w:type="spellEnd"/>
+      <w:r>
+        <w:rPr>
+          <w:rFonts w:ascii="Times New Roman" w:eastAsia="Times New Roman" w:hAnsi="Times New Roman" w:cs="Times New Roman"/>
+          <w:bCs/>
+          <w:sz w:val="24"/>
+          <w:szCs w:val="24"/>
+        </w:rPr>
+        <w:t>[]) {</w:t>
+      </w:r>
+    </w:p>
+    <w:p>
+      <w:pPr>
+        <w:spacing w:after="0" w:line="360" w:lineRule="auto"/>
+        <w:ind w:right="29"/>
+        <w:jc w:val="both"/>
+        <w:rPr>
+          <w:rFonts w:ascii="Times New Roman" w:eastAsia="Times New Roman" w:hAnsi="Times New Roman" w:cs="Times New Roman"/>
+          <w:bCs/>
+          <w:sz w:val="24"/>
+          <w:szCs w:val="24"/>
+        </w:rPr>
+      </w:pPr>
+      <w:r>
+        <w:rPr>
+          <w:rFonts w:ascii="Times New Roman" w:eastAsia="Times New Roman" w:hAnsi="Times New Roman" w:cs="Times New Roman"/>
+          <w:bCs/>
+          <w:sz w:val="24"/>
+          <w:szCs w:val="24"/>
+        </w:rPr>
+        <w:t xml:space="preserve">    </w:t>
+      </w:r>
+      <w:proofErr w:type="spellStart"/>
+      <w:r>
+        <w:rPr>
+          <w:rFonts w:ascii="Times New Roman" w:eastAsia="Times New Roman" w:hAnsi="Times New Roman" w:cs="Times New Roman"/>
+          <w:bCs/>
+          <w:sz w:val="24"/>
+          <w:szCs w:val="24"/>
+        </w:rPr>
+        <w:t>sortDescending</w:t>
+      </w:r>
+      <w:proofErr w:type="spellEnd"/>
+      <w:r>
+        <w:rPr>
+          <w:rFonts w:ascii="Times New Roman" w:eastAsia="Times New Roman" w:hAnsi="Times New Roman" w:cs="Times New Roman"/>
+          <w:bCs/>
+          <w:sz w:val="24"/>
+          <w:szCs w:val="24"/>
+        </w:rPr>
+        <w:t xml:space="preserve">(coins, </w:t>
+      </w:r>
+      <w:proofErr w:type="spellStart"/>
+      <w:r>
+        <w:rPr>
+          <w:rFonts w:ascii="Times New Roman" w:eastAsia="Times New Roman" w:hAnsi="Times New Roman" w:cs="Times New Roman"/>
+          <w:bCs/>
+          <w:sz w:val="24"/>
+          <w:szCs w:val="24"/>
+        </w:rPr>
+        <w:t>num_coins</w:t>
+      </w:r>
+      <w:proofErr w:type="spellEnd"/>
+      <w:r>
+        <w:rPr>
+          <w:rFonts w:ascii="Times New Roman" w:eastAsia="Times New Roman" w:hAnsi="Times New Roman" w:cs="Times New Roman"/>
+          <w:bCs/>
+          <w:sz w:val="24"/>
+          <w:szCs w:val="24"/>
+        </w:rPr>
+        <w:t>); // Sort coins in descending order</w:t>
       </w:r>
     </w:p>
     <w:p>
@@ -501,6 +1139,68 @@
           <w:sz w:val="24"/>
           <w:szCs w:val="24"/>
         </w:rPr>
+        <w:t xml:space="preserve">            </w:t>
+      </w:r>
+      <w:proofErr w:type="spellStart"/>
+      <w:r>
+        <w:rPr>
+          <w:rFonts w:ascii="Times New Roman" w:eastAsia="Times New Roman" w:hAnsi="Times New Roman" w:cs="Times New Roman"/>
+          <w:bCs/>
+          <w:sz w:val="24"/>
+          <w:szCs w:val="24"/>
+        </w:rPr>
+        <w:t>coins_used</w:t>
+      </w:r>
+      <w:proofErr w:type="spellEnd"/>
+      <w:r>
+        <w:rPr>
+          <w:rFonts w:ascii="Times New Roman" w:eastAsia="Times New Roman" w:hAnsi="Times New Roman" w:cs="Times New Roman"/>
+          <w:bCs/>
+          <w:sz w:val="24"/>
+          <w:szCs w:val="24"/>
+        </w:rPr>
+        <w:t>[</w:t>
+      </w:r>
+      <w:proofErr w:type="spellStart"/>
+      <w:r>
+        <w:rPr>
+          <w:rFonts w:ascii="Times New Roman" w:eastAsia="Times New Roman" w:hAnsi="Times New Roman" w:cs="Times New Roman"/>
+          <w:bCs/>
+          <w:sz w:val="24"/>
+          <w:szCs w:val="24"/>
+        </w:rPr>
+        <w:t>i</w:t>
+      </w:r>
+      <w:proofErr w:type="spellEnd"/>
+      <w:r>
+        <w:rPr>
+          <w:rFonts w:ascii="Times New Roman" w:eastAsia="Times New Roman" w:hAnsi="Times New Roman" w:cs="Times New Roman"/>
+          <w:bCs/>
+          <w:sz w:val="24"/>
+          <w:szCs w:val="24"/>
+        </w:rPr>
+        <w:t>]++;</w:t>
+      </w:r>
+    </w:p>
+    <w:p>
+      <w:pPr>
+        <w:spacing w:after="0" w:line="360" w:lineRule="auto"/>
+        <w:ind w:right="29"/>
+        <w:jc w:val="both"/>
+        <w:rPr>
+          <w:rFonts w:ascii="Times New Roman" w:eastAsia="Times New Roman" w:hAnsi="Times New Roman" w:cs="Times New Roman"/>
+          <w:bCs/>
+          <w:sz w:val="24"/>
+          <w:szCs w:val="24"/>
+        </w:rPr>
+      </w:pPr>
+      <w:r>
+        <w:rPr>
+          <w:rFonts w:ascii="Times New Roman" w:eastAsia="Times New Roman" w:hAnsi="Times New Roman" w:cs="Times New Roman"/>
+          <w:bCs/>
+          <w:sz w:val="24"/>
+          <w:szCs w:val="24"/>
+        </w:rPr>
         <w:t xml:space="preserve">        }</w:t>
       </w:r>
     </w:p>
@@ -523,6 +1223,7 @@
           <w:sz w:val="24"/>
           <w:szCs w:val="24"/>
         </w:rPr>
+        <w:lastRenderedPageBreak/>
         <w:t xml:space="preserve">    }</w:t>
       </w:r>
     </w:p>
@@ -602,28 +1303,463 @@
           <w:sz w:val="24"/>
           <w:szCs w:val="24"/>
         </w:rPr>
-        <w:t xml:space="preserve">int </w:t>
-      </w:r>
-      <w:proofErr w:type="gramStart"/>
-      <w:r>
-        <w:rPr>
-          <w:rFonts w:ascii="Times New Roman" w:eastAsia="Times New Roman" w:hAnsi="Times New Roman" w:cs="Times New Roman"/>
-          <w:bCs/>
-          <w:sz w:val="24"/>
-          <w:szCs w:val="24"/>
-        </w:rPr>
-        <w:t>main(</w:t>
-      </w:r>
-      <w:proofErr w:type="gramEnd"/>
-      <w:r>
-        <w:rPr>
-          <w:rFonts w:ascii="Times New Roman" w:eastAsia="Times New Roman" w:hAnsi="Times New Roman" w:cs="Times New Roman"/>
-          <w:bCs/>
-          <w:sz w:val="24"/>
-          <w:szCs w:val="24"/>
-        </w:rPr>
-        <w:t>) {</w:t>
-      </w:r>
+        <w:t>int main() {</w:t>
+      </w:r>
+    </w:p>
+    <w:p>
+      <w:pPr>
+        <w:spacing w:after="0" w:line="360" w:lineRule="auto"/>
+        <w:ind w:right="29"/>
+        <w:jc w:val="both"/>
+        <w:rPr>
+          <w:rFonts w:ascii="Times New Roman" w:eastAsia="Times New Roman" w:hAnsi="Times New Roman" w:cs="Times New Roman"/>
+          <w:bCs/>
+          <w:sz w:val="24"/>
+          <w:szCs w:val="24"/>
+        </w:rPr>
+      </w:pPr>
+      <w:r>
+        <w:rPr>
+          <w:rFonts w:ascii="Times New Roman" w:eastAsia="Times New Roman" w:hAnsi="Times New Roman" w:cs="Times New Roman"/>
+          <w:bCs/>
+          <w:sz w:val="24"/>
+          <w:szCs w:val="24"/>
+        </w:rPr>
+        <w:t xml:space="preserve">    int n;</w:t>
+      </w:r>
+    </w:p>
+    <w:p>
+      <w:pPr>
+        <w:spacing w:after="0" w:line="360" w:lineRule="auto"/>
+        <w:ind w:right="29"/>
+        <w:jc w:val="both"/>
+        <w:rPr>
+          <w:rFonts w:ascii="Times New Roman" w:eastAsia="Times New Roman" w:hAnsi="Times New Roman" w:cs="Times New Roman"/>
+          <w:bCs/>
+          <w:sz w:val="24"/>
+          <w:szCs w:val="24"/>
+        </w:rPr>
+      </w:pPr>
+      <w:r>
+        <w:rPr>
+          <w:rFonts w:ascii="Times New Roman" w:eastAsia="Times New Roman" w:hAnsi="Times New Roman" w:cs="Times New Roman"/>
+          <w:bCs/>
+          <w:sz w:val="24"/>
+          <w:szCs w:val="24"/>
+        </w:rPr>
+        <w:t xml:space="preserve">    </w:t>
+      </w:r>
+      <w:proofErr w:type="spellStart"/>
+      <w:r>
+        <w:rPr>
+          <w:rFonts w:ascii="Times New Roman" w:eastAsia="Times New Roman" w:hAnsi="Times New Roman" w:cs="Times New Roman"/>
+          <w:bCs/>
+          <w:sz w:val="24"/>
+          <w:szCs w:val="24"/>
+        </w:rPr>
+        <w:t>printf</w:t>
+      </w:r>
+      <w:proofErr w:type="spellEnd"/>
+      <w:r>
+        <w:rPr>
+          <w:rFonts w:ascii="Times New Roman" w:eastAsia="Times New Roman" w:hAnsi="Times New Roman" w:cs="Times New Roman"/>
+          <w:bCs/>
+          <w:sz w:val="24"/>
+          <w:szCs w:val="24"/>
+        </w:rPr>
+        <w:t>("Enter the number of coins: ");</w:t>
+      </w:r>
+    </w:p>
+    <w:p>
+      <w:pPr>
+        <w:spacing w:after="0" w:line="360" w:lineRule="auto"/>
+        <w:ind w:right="29"/>
+        <w:jc w:val="both"/>
+        <w:rPr>
+          <w:rFonts w:ascii="Times New Roman" w:eastAsia="Times New Roman" w:hAnsi="Times New Roman" w:cs="Times New Roman"/>
+          <w:bCs/>
+          <w:sz w:val="24"/>
+          <w:szCs w:val="24"/>
+        </w:rPr>
+      </w:pPr>
+      <w:r>
+        <w:rPr>
+          <w:rFonts w:ascii="Times New Roman" w:eastAsia="Times New Roman" w:hAnsi="Times New Roman" w:cs="Times New Roman"/>
+          <w:bCs/>
+          <w:sz w:val="24"/>
+          <w:szCs w:val="24"/>
+        </w:rPr>
+        <w:t xml:space="preserve">    </w:t>
+      </w:r>
+      <w:proofErr w:type="spellStart"/>
+      <w:r>
+        <w:rPr>
+          <w:rFonts w:ascii="Times New Roman" w:eastAsia="Times New Roman" w:hAnsi="Times New Roman" w:cs="Times New Roman"/>
+          <w:bCs/>
+          <w:sz w:val="24"/>
+          <w:szCs w:val="24"/>
+        </w:rPr>
+        <w:t>scanf</w:t>
+      </w:r>
+      <w:proofErr w:type="spellEnd"/>
+      <w:r>
+        <w:rPr>
+          <w:rFonts w:ascii="Times New Roman" w:eastAsia="Times New Roman" w:hAnsi="Times New Roman" w:cs="Times New Roman"/>
+          <w:bCs/>
+          <w:sz w:val="24"/>
+          <w:szCs w:val="24"/>
+        </w:rPr>
+        <w:t>("%d", &amp;n);</w:t>
+      </w:r>
+    </w:p>
+    <w:p>
+      <w:pPr>
+        <w:spacing w:after="0" w:line="360" w:lineRule="auto"/>
+        <w:ind w:right="29"/>
+        <w:jc w:val="both"/>
+        <w:rPr>
+          <w:rFonts w:ascii="Times New Roman" w:eastAsia="Times New Roman" w:hAnsi="Times New Roman" w:cs="Times New Roman"/>
+          <w:bCs/>
+          <w:sz w:val="24"/>
+          <w:szCs w:val="24"/>
+        </w:rPr>
+      </w:pPr>
+      <w:r>
+        <w:rPr>
+          <w:rFonts w:ascii="Times New Roman" w:eastAsia="Times New Roman" w:hAnsi="Times New Roman" w:cs="Times New Roman"/>
+          <w:bCs/>
+          <w:sz w:val="24"/>
+          <w:szCs w:val="24"/>
+        </w:rPr>
+        <w:t xml:space="preserve">    int coins[n];</w:t>
+      </w:r>
+    </w:p>
+    <w:p>
+      <w:pPr>
+        <w:spacing w:after="0" w:line="360" w:lineRule="auto"/>
+        <w:ind w:right="29"/>
+        <w:jc w:val="both"/>
+        <w:rPr>
+          <w:rFonts w:ascii="Times New Roman" w:eastAsia="Times New Roman" w:hAnsi="Times New Roman" w:cs="Times New Roman"/>
+          <w:bCs/>
+          <w:sz w:val="24"/>
+          <w:szCs w:val="24"/>
+        </w:rPr>
+      </w:pPr>
+      <w:r>
+        <w:rPr>
+          <w:rFonts w:ascii="Times New Roman" w:eastAsia="Times New Roman" w:hAnsi="Times New Roman" w:cs="Times New Roman"/>
+          <w:bCs/>
+          <w:sz w:val="24"/>
+          <w:szCs w:val="24"/>
+        </w:rPr>
+        <w:t xml:space="preserve">    </w:t>
+      </w:r>
+      <w:proofErr w:type="spellStart"/>
+      <w:r>
+        <w:rPr>
+          <w:rFonts w:ascii="Times New Roman" w:eastAsia="Times New Roman" w:hAnsi="Times New Roman" w:cs="Times New Roman"/>
+          <w:bCs/>
+          <w:sz w:val="24"/>
+          <w:szCs w:val="24"/>
+        </w:rPr>
+        <w:t>printf</w:t>
+      </w:r>
+      <w:proofErr w:type="spellEnd"/>
+      <w:r>
+        <w:rPr>
+          <w:rFonts w:ascii="Times New Roman" w:eastAsia="Times New Roman" w:hAnsi="Times New Roman" w:cs="Times New Roman"/>
+          <w:bCs/>
+          <w:sz w:val="24"/>
+          <w:szCs w:val="24"/>
+        </w:rPr>
+        <w:t>("Enter the coin values: ");</w:t>
+      </w:r>
+    </w:p>
+    <w:p>
+      <w:pPr>
+        <w:spacing w:after="0" w:line="360" w:lineRule="auto"/>
+        <w:ind w:right="29"/>
+        <w:jc w:val="both"/>
+        <w:rPr>
+          <w:rFonts w:ascii="Times New Roman" w:eastAsia="Times New Roman" w:hAnsi="Times New Roman" w:cs="Times New Roman"/>
+          <w:bCs/>
+          <w:sz w:val="24"/>
+          <w:szCs w:val="24"/>
+        </w:rPr>
+      </w:pPr>
+      <w:r>
+        <w:rPr>
+          <w:rFonts w:ascii="Times New Roman" w:eastAsia="Times New Roman" w:hAnsi="Times New Roman" w:cs="Times New Roman"/>
+          <w:bCs/>
+          <w:sz w:val="24"/>
+          <w:szCs w:val="24"/>
+        </w:rPr>
+        <w:t xml:space="preserve">    for (int </w:t>
+      </w:r>
+      <w:proofErr w:type="spellStart"/>
+      <w:r>
+        <w:rPr>
+          <w:rFonts w:ascii="Times New Roman" w:eastAsia="Times New Roman" w:hAnsi="Times New Roman" w:cs="Times New Roman"/>
+          <w:bCs/>
+          <w:sz w:val="24"/>
+          <w:szCs w:val="24"/>
+        </w:rPr>
+        <w:t>i</w:t>
+      </w:r>
+      <w:proofErr w:type="spellEnd"/>
+      <w:r>
+        <w:rPr>
+          <w:rFonts w:ascii="Times New Roman" w:eastAsia="Times New Roman" w:hAnsi="Times New Roman" w:cs="Times New Roman"/>
+          <w:bCs/>
+          <w:sz w:val="24"/>
+          <w:szCs w:val="24"/>
+        </w:rPr>
+        <w:t xml:space="preserve"> = 0; </w:t>
+      </w:r>
+      <w:proofErr w:type="spellStart"/>
+      <w:r>
+        <w:rPr>
+          <w:rFonts w:ascii="Times New Roman" w:eastAsia="Times New Roman" w:hAnsi="Times New Roman" w:cs="Times New Roman"/>
+          <w:bCs/>
+          <w:sz w:val="24"/>
+          <w:szCs w:val="24"/>
+        </w:rPr>
+        <w:t>i</w:t>
+      </w:r>
+      <w:proofErr w:type="spellEnd"/>
+      <w:r>
+        <w:rPr>
+          <w:rFonts w:ascii="Times New Roman" w:eastAsia="Times New Roman" w:hAnsi="Times New Roman" w:cs="Times New Roman"/>
+          <w:bCs/>
+          <w:sz w:val="24"/>
+          <w:szCs w:val="24"/>
+        </w:rPr>
+        <w:t xml:space="preserve"> &lt; n; </w:t>
+      </w:r>
+      <w:proofErr w:type="spellStart"/>
+      <w:r>
+        <w:rPr>
+          <w:rFonts w:ascii="Times New Roman" w:eastAsia="Times New Roman" w:hAnsi="Times New Roman" w:cs="Times New Roman"/>
+          <w:bCs/>
+          <w:sz w:val="24"/>
+          <w:szCs w:val="24"/>
+        </w:rPr>
+        <w:t>i</w:t>
+      </w:r>
+      <w:proofErr w:type="spellEnd"/>
+      <w:r>
+        <w:rPr>
+          <w:rFonts w:ascii="Times New Roman" w:eastAsia="Times New Roman" w:hAnsi="Times New Roman" w:cs="Times New Roman"/>
+          <w:bCs/>
+          <w:sz w:val="24"/>
+          <w:szCs w:val="24"/>
+        </w:rPr>
+        <w:t>++) {</w:t>
+      </w:r>
+    </w:p>
+    <w:p>
+      <w:pPr>
+        <w:spacing w:after="0" w:line="360" w:lineRule="auto"/>
+        <w:ind w:right="29"/>
+        <w:jc w:val="both"/>
+        <w:rPr>
+          <w:rFonts w:ascii="Times New Roman" w:eastAsia="Times New Roman" w:hAnsi="Times New Roman" w:cs="Times New Roman"/>
+          <w:bCs/>
+          <w:sz w:val="24"/>
+          <w:szCs w:val="24"/>
+        </w:rPr>
+      </w:pPr>
+      <w:r>
+        <w:rPr>
+          <w:rFonts w:ascii="Times New Roman" w:eastAsia="Times New Roman" w:hAnsi="Times New Roman" w:cs="Times New Roman"/>
+          <w:bCs/>
+          <w:sz w:val="24"/>
+          <w:szCs w:val="24"/>
+        </w:rPr>
+        <w:t xml:space="preserve">        </w:t>
+      </w:r>
+      <w:proofErr w:type="spellStart"/>
+      <w:r>
+        <w:rPr>
+          <w:rFonts w:ascii="Times New Roman" w:eastAsia="Times New Roman" w:hAnsi="Times New Roman" w:cs="Times New Roman"/>
+          <w:bCs/>
+          <w:sz w:val="24"/>
+          <w:szCs w:val="24"/>
+        </w:rPr>
+        <w:t>scanf</w:t>
+      </w:r>
+      <w:proofErr w:type="spellEnd"/>
+      <w:r>
+        <w:rPr>
+          <w:rFonts w:ascii="Times New Roman" w:eastAsia="Times New Roman" w:hAnsi="Times New Roman" w:cs="Times New Roman"/>
+          <w:bCs/>
+          <w:sz w:val="24"/>
+          <w:szCs w:val="24"/>
+        </w:rPr>
+        <w:t>("%d", &amp;coins[</w:t>
+      </w:r>
+      <w:proofErr w:type="spellStart"/>
+      <w:r>
+        <w:rPr>
+          <w:rFonts w:ascii="Times New Roman" w:eastAsia="Times New Roman" w:hAnsi="Times New Roman" w:cs="Times New Roman"/>
+          <w:bCs/>
+          <w:sz w:val="24"/>
+          <w:szCs w:val="24"/>
+        </w:rPr>
+        <w:t>i</w:t>
+      </w:r>
+      <w:proofErr w:type="spellEnd"/>
+      <w:r>
+        <w:rPr>
+          <w:rFonts w:ascii="Times New Roman" w:eastAsia="Times New Roman" w:hAnsi="Times New Roman" w:cs="Times New Roman"/>
+          <w:bCs/>
+          <w:sz w:val="24"/>
+          <w:szCs w:val="24"/>
+        </w:rPr>
+        <w:t>]);</w:t>
+      </w:r>
+    </w:p>
+    <w:p>
+      <w:pPr>
+        <w:spacing w:after="0" w:line="360" w:lineRule="auto"/>
+        <w:ind w:right="29"/>
+        <w:jc w:val="both"/>
+        <w:rPr>
+          <w:rFonts w:ascii="Times New Roman" w:eastAsia="Times New Roman" w:hAnsi="Times New Roman" w:cs="Times New Roman"/>
+          <w:bCs/>
+          <w:sz w:val="24"/>
+          <w:szCs w:val="24"/>
+        </w:rPr>
+      </w:pPr>
+      <w:r>
+        <w:rPr>
+          <w:rFonts w:ascii="Times New Roman" w:eastAsia="Times New Roman" w:hAnsi="Times New Roman" w:cs="Times New Roman"/>
+          <w:bCs/>
+          <w:sz w:val="24"/>
+          <w:szCs w:val="24"/>
+        </w:rPr>
+        <w:t xml:space="preserve">    }</w:t>
+      </w:r>
+    </w:p>
+    <w:p>
+      <w:pPr>
+        <w:spacing w:after="0" w:line="360" w:lineRule="auto"/>
+        <w:ind w:right="29"/>
+        <w:jc w:val="both"/>
+        <w:rPr>
+          <w:rFonts w:ascii="Times New Roman" w:eastAsia="Times New Roman" w:hAnsi="Times New Roman" w:cs="Times New Roman"/>
+          <w:bCs/>
+          <w:sz w:val="24"/>
+          <w:szCs w:val="24"/>
+        </w:rPr>
+      </w:pPr>
+      <w:r>
+        <w:rPr>
+          <w:rFonts w:ascii="Times New Roman" w:eastAsia="Times New Roman" w:hAnsi="Times New Roman" w:cs="Times New Roman"/>
+          <w:bCs/>
+          <w:sz w:val="24"/>
+          <w:szCs w:val="24"/>
+        </w:rPr>
+        <w:t xml:space="preserve">    float amount;</w:t>
+      </w:r>
+    </w:p>
+    <w:p>
+      <w:pPr>
+        <w:spacing w:after="0" w:line="360" w:lineRule="auto"/>
+        <w:ind w:right="29"/>
+        <w:jc w:val="both"/>
+        <w:rPr>
+          <w:rFonts w:ascii="Times New Roman" w:eastAsia="Times New Roman" w:hAnsi="Times New Roman" w:cs="Times New Roman"/>
+          <w:bCs/>
+          <w:sz w:val="24"/>
+          <w:szCs w:val="24"/>
+        </w:rPr>
+      </w:pPr>
+      <w:r>
+        <w:rPr>
+          <w:rFonts w:ascii="Times New Roman" w:eastAsia="Times New Roman" w:hAnsi="Times New Roman" w:cs="Times New Roman"/>
+          <w:bCs/>
+          <w:sz w:val="24"/>
+          <w:szCs w:val="24"/>
+        </w:rPr>
+        <w:t xml:space="preserve">    </w:t>
+      </w:r>
+      <w:proofErr w:type="spellStart"/>
+      <w:r>
+        <w:rPr>
+          <w:rFonts w:ascii="Times New Roman" w:eastAsia="Times New Roman" w:hAnsi="Times New Roman" w:cs="Times New Roman"/>
+          <w:bCs/>
+          <w:sz w:val="24"/>
+          <w:szCs w:val="24"/>
+        </w:rPr>
+        <w:t>printf</w:t>
+      </w:r>
+      <w:proofErr w:type="spellEnd"/>
+      <w:r>
+        <w:rPr>
+          <w:rFonts w:ascii="Times New Roman" w:eastAsia="Times New Roman" w:hAnsi="Times New Roman" w:cs="Times New Roman"/>
+          <w:bCs/>
+          <w:sz w:val="24"/>
+          <w:szCs w:val="24"/>
+        </w:rPr>
+        <w:t>("Enter the amount: ");</w:t>
+      </w:r>
+    </w:p>
+    <w:p>
+      <w:pPr>
+        <w:spacing w:after="0" w:line="360" w:lineRule="auto"/>
+        <w:ind w:right="29"/>
+        <w:jc w:val="both"/>
+        <w:rPr>
+          <w:rFonts w:ascii="Times New Roman" w:eastAsia="Times New Roman" w:hAnsi="Times New Roman" w:cs="Times New Roman"/>
+          <w:bCs/>
+          <w:sz w:val="24"/>
+          <w:szCs w:val="24"/>
+        </w:rPr>
+      </w:pPr>
+      <w:r>
+        <w:rPr>
+          <w:rFonts w:ascii="Times New Roman" w:eastAsia="Times New Roman" w:hAnsi="Times New Roman" w:cs="Times New Roman"/>
+          <w:bCs/>
+          <w:sz w:val="24"/>
+          <w:szCs w:val="24"/>
+        </w:rPr>
+        <w:t xml:space="preserve">    </w:t>
+      </w:r>
+      <w:proofErr w:type="spellStart"/>
+      <w:r>
+        <w:rPr>
+          <w:rFonts w:ascii="Times New Roman" w:eastAsia="Times New Roman" w:hAnsi="Times New Roman" w:cs="Times New Roman"/>
+          <w:bCs/>
+          <w:sz w:val="24"/>
+          <w:szCs w:val="24"/>
+        </w:rPr>
+        <w:t>scanf</w:t>
+      </w:r>
+      <w:proofErr w:type="spellEnd"/>
+      <w:r>
+        <w:rPr>
+          <w:rFonts w:ascii="Times New Roman" w:eastAsia="Times New Roman" w:hAnsi="Times New Roman" w:cs="Times New Roman"/>
+          <w:bCs/>
+          <w:sz w:val="24"/>
+          <w:szCs w:val="24"/>
+        </w:rPr>
+        <w:t>("%f", &amp;amount);</w:t>
+      </w:r>
+    </w:p>
+    <w:p>
+      <w:pPr>
+        <w:spacing w:after="0" w:line="360" w:lineRule="auto"/>
+        <w:ind w:right="29"/>
+        <w:jc w:val="both"/>
+        <w:rPr>
+          <w:rFonts w:ascii="Times New Roman" w:eastAsia="Times New Roman" w:hAnsi="Times New Roman" w:cs="Times New Roman"/>
+          <w:bCs/>
+          <w:sz w:val="24"/>
+          <w:szCs w:val="24"/>
+        </w:rPr>
+      </w:pPr>
     </w:p>
     <w:p>
       <w:pPr>
@@ -646,25 +1782,191 @@
         </w:rPr>
         <w:t xml:space="preserve">    int </w:t>
       </w:r>
-      <w:proofErr w:type="gramStart"/>
-      <w:r>
-        <w:rPr>
-          <w:rFonts w:ascii="Times New Roman" w:eastAsia="Times New Roman" w:hAnsi="Times New Roman" w:cs="Times New Roman"/>
-          <w:bCs/>
-          <w:sz w:val="24"/>
-          <w:szCs w:val="24"/>
-        </w:rPr>
-        <w:t>coins[</w:t>
-      </w:r>
-      <w:proofErr w:type="gramEnd"/>
-      <w:r>
-        <w:rPr>
-          <w:rFonts w:ascii="Times New Roman" w:eastAsia="Times New Roman" w:hAnsi="Times New Roman" w:cs="Times New Roman"/>
-          <w:bCs/>
-          <w:sz w:val="24"/>
-          <w:szCs w:val="24"/>
-        </w:rPr>
-        <w:t>] = {25, 10, 5, 1};</w:t>
+      <w:proofErr w:type="spellStart"/>
+      <w:r>
+        <w:rPr>
+          <w:rFonts w:ascii="Times New Roman" w:eastAsia="Times New Roman" w:hAnsi="Times New Roman" w:cs="Times New Roman"/>
+          <w:bCs/>
+          <w:sz w:val="24"/>
+          <w:szCs w:val="24"/>
+        </w:rPr>
+        <w:t>coins_used</w:t>
+      </w:r>
+      <w:proofErr w:type="spellEnd"/>
+      <w:r>
+        <w:rPr>
+          <w:rFonts w:ascii="Times New Roman" w:eastAsia="Times New Roman" w:hAnsi="Times New Roman" w:cs="Times New Roman"/>
+          <w:bCs/>
+          <w:sz w:val="24"/>
+          <w:szCs w:val="24"/>
+        </w:rPr>
+        <w:t>[n]; // Initialize coins used array to 0</w:t>
+      </w:r>
+    </w:p>
+    <w:p>
+      <w:pPr>
+        <w:spacing w:after="0" w:line="360" w:lineRule="auto"/>
+        <w:ind w:right="29"/>
+        <w:jc w:val="both"/>
+        <w:rPr>
+          <w:rFonts w:ascii="Times New Roman" w:eastAsia="Times New Roman" w:hAnsi="Times New Roman" w:cs="Times New Roman"/>
+          <w:bCs/>
+          <w:sz w:val="24"/>
+          <w:szCs w:val="24"/>
+        </w:rPr>
+      </w:pPr>
+      <w:r>
+        <w:rPr>
+          <w:rFonts w:ascii="Times New Roman" w:eastAsia="Times New Roman" w:hAnsi="Times New Roman" w:cs="Times New Roman"/>
+          <w:bCs/>
+          <w:sz w:val="24"/>
+          <w:szCs w:val="24"/>
+        </w:rPr>
+        <w:t xml:space="preserve">    for (int </w:t>
+      </w:r>
+      <w:proofErr w:type="spellStart"/>
+      <w:r>
+        <w:rPr>
+          <w:rFonts w:ascii="Times New Roman" w:eastAsia="Times New Roman" w:hAnsi="Times New Roman" w:cs="Times New Roman"/>
+          <w:bCs/>
+          <w:sz w:val="24"/>
+          <w:szCs w:val="24"/>
+        </w:rPr>
+        <w:t>i</w:t>
+      </w:r>
+      <w:proofErr w:type="spellEnd"/>
+      <w:r>
+        <w:rPr>
+          <w:rFonts w:ascii="Times New Roman" w:eastAsia="Times New Roman" w:hAnsi="Times New Roman" w:cs="Times New Roman"/>
+          <w:bCs/>
+          <w:sz w:val="24"/>
+          <w:szCs w:val="24"/>
+        </w:rPr>
+        <w:t xml:space="preserve"> = 0; </w:t>
+      </w:r>
+      <w:proofErr w:type="spellStart"/>
+      <w:r>
+        <w:rPr>
+          <w:rFonts w:ascii="Times New Roman" w:eastAsia="Times New Roman" w:hAnsi="Times New Roman" w:cs="Times New Roman"/>
+          <w:bCs/>
+          <w:sz w:val="24"/>
+          <w:szCs w:val="24"/>
+        </w:rPr>
+        <w:t>i</w:t>
+      </w:r>
+      <w:proofErr w:type="spellEnd"/>
+      <w:r>
+        <w:rPr>
+          <w:rFonts w:ascii="Times New Roman" w:eastAsia="Times New Roman" w:hAnsi="Times New Roman" w:cs="Times New Roman"/>
+          <w:bCs/>
+          <w:sz w:val="24"/>
+          <w:szCs w:val="24"/>
+        </w:rPr>
+        <w:t xml:space="preserve"> &lt; n; </w:t>
+      </w:r>
+      <w:proofErr w:type="spellStart"/>
+      <w:r>
+        <w:rPr>
+          <w:rFonts w:ascii="Times New Roman" w:eastAsia="Times New Roman" w:hAnsi="Times New Roman" w:cs="Times New Roman"/>
+          <w:bCs/>
+          <w:sz w:val="24"/>
+          <w:szCs w:val="24"/>
+        </w:rPr>
+        <w:t>i</w:t>
+      </w:r>
+      <w:proofErr w:type="spellEnd"/>
+      <w:r>
+        <w:rPr>
+          <w:rFonts w:ascii="Times New Roman" w:eastAsia="Times New Roman" w:hAnsi="Times New Roman" w:cs="Times New Roman"/>
+          <w:bCs/>
+          <w:sz w:val="24"/>
+          <w:szCs w:val="24"/>
+        </w:rPr>
+        <w:t>++) {</w:t>
+      </w:r>
+    </w:p>
+    <w:p>
+      <w:pPr>
+        <w:spacing w:after="0" w:line="360" w:lineRule="auto"/>
+        <w:ind w:right="29"/>
+        <w:jc w:val="both"/>
+        <w:rPr>
+          <w:rFonts w:ascii="Times New Roman" w:eastAsia="Times New Roman" w:hAnsi="Times New Roman" w:cs="Times New Roman"/>
+          <w:bCs/>
+          <w:sz w:val="24"/>
+          <w:szCs w:val="24"/>
+        </w:rPr>
+      </w:pPr>
+      <w:r>
+        <w:rPr>
+          <w:rFonts w:ascii="Times New Roman" w:eastAsia="Times New Roman" w:hAnsi="Times New Roman" w:cs="Times New Roman"/>
+          <w:bCs/>
+          <w:sz w:val="24"/>
+          <w:szCs w:val="24"/>
+        </w:rPr>
+        <w:t xml:space="preserve">        </w:t>
+      </w:r>
+      <w:proofErr w:type="spellStart"/>
+      <w:r>
+        <w:rPr>
+          <w:rFonts w:ascii="Times New Roman" w:eastAsia="Times New Roman" w:hAnsi="Times New Roman" w:cs="Times New Roman"/>
+          <w:bCs/>
+          <w:sz w:val="24"/>
+          <w:szCs w:val="24"/>
+        </w:rPr>
+        <w:t>coins_used</w:t>
+      </w:r>
+      <w:proofErr w:type="spellEnd"/>
+      <w:r>
+        <w:rPr>
+          <w:rFonts w:ascii="Times New Roman" w:eastAsia="Times New Roman" w:hAnsi="Times New Roman" w:cs="Times New Roman"/>
+          <w:bCs/>
+          <w:sz w:val="24"/>
+          <w:szCs w:val="24"/>
+        </w:rPr>
+        <w:t>[</w:t>
+      </w:r>
+      <w:proofErr w:type="spellStart"/>
+      <w:r>
+        <w:rPr>
+          <w:rFonts w:ascii="Times New Roman" w:eastAsia="Times New Roman" w:hAnsi="Times New Roman" w:cs="Times New Roman"/>
+          <w:bCs/>
+          <w:sz w:val="24"/>
+          <w:szCs w:val="24"/>
+        </w:rPr>
+        <w:t>i</w:t>
+      </w:r>
+      <w:proofErr w:type="spellEnd"/>
+      <w:r>
+        <w:rPr>
+          <w:rFonts w:ascii="Times New Roman" w:eastAsia="Times New Roman" w:hAnsi="Times New Roman" w:cs="Times New Roman"/>
+          <w:bCs/>
+          <w:sz w:val="24"/>
+          <w:szCs w:val="24"/>
+        </w:rPr>
+        <w:t>] = 0;</w:t>
+      </w:r>
+    </w:p>
+    <w:p>
+      <w:pPr>
+        <w:spacing w:after="0" w:line="360" w:lineRule="auto"/>
+        <w:ind w:right="29"/>
+        <w:jc w:val="both"/>
+        <w:rPr>
+          <w:rFonts w:ascii="Times New Roman" w:eastAsia="Times New Roman" w:hAnsi="Times New Roman" w:cs="Times New Roman"/>
+          <w:bCs/>
+          <w:sz w:val="24"/>
+          <w:szCs w:val="24"/>
+        </w:rPr>
+      </w:pPr>
+      <w:r>
+        <w:rPr>
+          <w:rFonts w:ascii="Times New Roman" w:eastAsia="Times New Roman" w:hAnsi="Times New Roman" w:cs="Times New Roman"/>
+          <w:bCs/>
+          <w:sz w:val="24"/>
+          <w:szCs w:val="24"/>
+        </w:rPr>
+        <w:t xml:space="preserve">    }</w:t>
       </w:r>
     </w:p>
     <w:p>
@@ -696,7 +1998,7 @@
           <w:sz w:val="24"/>
           <w:szCs w:val="24"/>
         </w:rPr>
-        <w:t>num_coins</w:t>
+        <w:t>min_coins</w:t>
       </w:r>
       <w:proofErr w:type="spellEnd"/>
       <w:r>
@@ -716,58 +2018,51 @@
           <w:sz w:val="24"/>
           <w:szCs w:val="24"/>
         </w:rPr>
-        <w:t>sizeof</w:t>
-      </w:r>
-      <w:proofErr w:type="spellEnd"/>
-      <w:r>
-        <w:rPr>
-          <w:rFonts w:ascii="Times New Roman" w:eastAsia="Times New Roman" w:hAnsi="Times New Roman" w:cs="Times New Roman"/>
-          <w:bCs/>
-          <w:sz w:val="24"/>
-          <w:szCs w:val="24"/>
-        </w:rPr>
-        <w:t xml:space="preserve">(coins) / </w:t>
-      </w:r>
-      <w:proofErr w:type="spellStart"/>
-      <w:r>
-        <w:rPr>
-          <w:rFonts w:ascii="Times New Roman" w:eastAsia="Times New Roman" w:hAnsi="Times New Roman" w:cs="Times New Roman"/>
-          <w:bCs/>
-          <w:sz w:val="24"/>
-          <w:szCs w:val="24"/>
-        </w:rPr>
-        <w:t>sizeof</w:t>
-      </w:r>
-      <w:proofErr w:type="spellEnd"/>
-      <w:r>
-        <w:rPr>
-          <w:rFonts w:ascii="Times New Roman" w:eastAsia="Times New Roman" w:hAnsi="Times New Roman" w:cs="Times New Roman"/>
-          <w:bCs/>
-          <w:sz w:val="24"/>
-          <w:szCs w:val="24"/>
-        </w:rPr>
-        <w:t>(</w:t>
-      </w:r>
-      <w:proofErr w:type="gramStart"/>
-      <w:r>
-        <w:rPr>
-          <w:rFonts w:ascii="Times New Roman" w:eastAsia="Times New Roman" w:hAnsi="Times New Roman" w:cs="Times New Roman"/>
-          <w:bCs/>
-          <w:sz w:val="24"/>
-          <w:szCs w:val="24"/>
-        </w:rPr>
-        <w:t>coins[</w:t>
-      </w:r>
-      <w:proofErr w:type="gramEnd"/>
-      <w:r>
-        <w:rPr>
-          <w:rFonts w:ascii="Times New Roman" w:eastAsia="Times New Roman" w:hAnsi="Times New Roman" w:cs="Times New Roman"/>
-          <w:bCs/>
-          <w:sz w:val="24"/>
-          <w:szCs w:val="24"/>
-        </w:rPr>
-        <w:t>0]);</w:t>
-      </w:r>
+        <w:t>coinChange</w:t>
+      </w:r>
+      <w:proofErr w:type="spellEnd"/>
+      <w:r>
+        <w:rPr>
+          <w:rFonts w:ascii="Times New Roman" w:eastAsia="Times New Roman" w:hAnsi="Times New Roman" w:cs="Times New Roman"/>
+          <w:bCs/>
+          <w:sz w:val="24"/>
+          <w:szCs w:val="24"/>
+        </w:rPr>
+        <w:t xml:space="preserve">(coins, n, amount, </w:t>
+      </w:r>
+      <w:proofErr w:type="spellStart"/>
+      <w:r>
+        <w:rPr>
+          <w:rFonts w:ascii="Times New Roman" w:eastAsia="Times New Roman" w:hAnsi="Times New Roman" w:cs="Times New Roman"/>
+          <w:bCs/>
+          <w:sz w:val="24"/>
+          <w:szCs w:val="24"/>
+        </w:rPr>
+        <w:t>coins_used</w:t>
+      </w:r>
+      <w:proofErr w:type="spellEnd"/>
+      <w:r>
+        <w:rPr>
+          <w:rFonts w:ascii="Times New Roman" w:eastAsia="Times New Roman" w:hAnsi="Times New Roman" w:cs="Times New Roman"/>
+          <w:bCs/>
+          <w:sz w:val="24"/>
+          <w:szCs w:val="24"/>
+        </w:rPr>
+        <w:t>);</w:t>
+      </w:r>
+    </w:p>
+    <w:p>
+      <w:pPr>
+        <w:spacing w:after="0" w:line="360" w:lineRule="auto"/>
+        <w:ind w:right="29"/>
+        <w:jc w:val="both"/>
+        <w:rPr>
+          <w:rFonts w:ascii="Times New Roman" w:eastAsia="Times New Roman" w:hAnsi="Times New Roman" w:cs="Times New Roman"/>
+          <w:bCs/>
+          <w:sz w:val="24"/>
+          <w:szCs w:val="24"/>
+        </w:rPr>
+      </w:pPr>
     </w:p>
     <w:p>
       <w:pPr>
@@ -791,7 +2086,6 @@
         <w:t xml:space="preserve">    </w:t>
       </w:r>
       <w:proofErr w:type="spellStart"/>
-      <w:proofErr w:type="gramStart"/>
       <w:r>
         <w:rPr>
           <w:rFonts w:ascii="Times New Roman" w:eastAsia="Times New Roman" w:hAnsi="Times New Roman" w:cs="Times New Roman"/>
@@ -809,17 +2103,111 @@
           <w:sz w:val="24"/>
           <w:szCs w:val="24"/>
         </w:rPr>
-        <w:t>(</w:t>
-      </w:r>
-      <w:proofErr w:type="gramEnd"/>
-      <w:r>
-        <w:rPr>
-          <w:rFonts w:ascii="Times New Roman" w:eastAsia="Times New Roman" w:hAnsi="Times New Roman" w:cs="Times New Roman"/>
-          <w:bCs/>
-          <w:sz w:val="24"/>
-          <w:szCs w:val="24"/>
-        </w:rPr>
-        <w:t>"Available coins: ");</w:t>
+        <w:t>("-- Coin Change Problem ---\n");</w:t>
+      </w:r>
+    </w:p>
+    <w:p>
+      <w:pPr>
+        <w:spacing w:after="0" w:line="360" w:lineRule="auto"/>
+        <w:ind w:right="29"/>
+        <w:jc w:val="both"/>
+        <w:rPr>
+          <w:rFonts w:ascii="Times New Roman" w:eastAsia="Times New Roman" w:hAnsi="Times New Roman" w:cs="Times New Roman"/>
+          <w:bCs/>
+          <w:sz w:val="24"/>
+          <w:szCs w:val="24"/>
+        </w:rPr>
+      </w:pPr>
+      <w:r>
+        <w:rPr>
+          <w:rFonts w:ascii="Times New Roman" w:eastAsia="Times New Roman" w:hAnsi="Times New Roman" w:cs="Times New Roman"/>
+          <w:bCs/>
+          <w:sz w:val="24"/>
+          <w:szCs w:val="24"/>
+        </w:rPr>
+        <w:t xml:space="preserve">    </w:t>
+      </w:r>
+      <w:proofErr w:type="spellStart"/>
+      <w:r>
+        <w:rPr>
+          <w:rFonts w:ascii="Times New Roman" w:eastAsia="Times New Roman" w:hAnsi="Times New Roman" w:cs="Times New Roman"/>
+          <w:bCs/>
+          <w:sz w:val="24"/>
+          <w:szCs w:val="24"/>
+        </w:rPr>
+        <w:t>printf</w:t>
+      </w:r>
+      <w:proofErr w:type="spellEnd"/>
+      <w:r>
+        <w:rPr>
+          <w:rFonts w:ascii="Times New Roman" w:eastAsia="Times New Roman" w:hAnsi="Times New Roman" w:cs="Times New Roman"/>
+          <w:bCs/>
+          <w:sz w:val="24"/>
+          <w:szCs w:val="24"/>
+        </w:rPr>
+        <w:t xml:space="preserve">("Minimum coins needed: %d\n", </w:t>
+      </w:r>
+      <w:proofErr w:type="spellStart"/>
+      <w:r>
+        <w:rPr>
+          <w:rFonts w:ascii="Times New Roman" w:eastAsia="Times New Roman" w:hAnsi="Times New Roman" w:cs="Times New Roman"/>
+          <w:bCs/>
+          <w:sz w:val="24"/>
+          <w:szCs w:val="24"/>
+        </w:rPr>
+        <w:t>min_coins</w:t>
+      </w:r>
+      <w:proofErr w:type="spellEnd"/>
+      <w:r>
+        <w:rPr>
+          <w:rFonts w:ascii="Times New Roman" w:eastAsia="Times New Roman" w:hAnsi="Times New Roman" w:cs="Times New Roman"/>
+          <w:bCs/>
+          <w:sz w:val="24"/>
+          <w:szCs w:val="24"/>
+        </w:rPr>
+        <w:t>);</w:t>
+      </w:r>
+    </w:p>
+    <w:p>
+      <w:pPr>
+        <w:spacing w:after="0" w:line="360" w:lineRule="auto"/>
+        <w:ind w:right="29"/>
+        <w:jc w:val="both"/>
+        <w:rPr>
+          <w:rFonts w:ascii="Times New Roman" w:eastAsia="Times New Roman" w:hAnsi="Times New Roman" w:cs="Times New Roman"/>
+          <w:bCs/>
+          <w:sz w:val="24"/>
+          <w:szCs w:val="24"/>
+        </w:rPr>
+      </w:pPr>
+      <w:r>
+        <w:rPr>
+          <w:rFonts w:ascii="Times New Roman" w:eastAsia="Times New Roman" w:hAnsi="Times New Roman" w:cs="Times New Roman"/>
+          <w:bCs/>
+          <w:sz w:val="24"/>
+          <w:szCs w:val="24"/>
+        </w:rPr>
+        <w:t xml:space="preserve">    </w:t>
+      </w:r>
+      <w:proofErr w:type="spellStart"/>
+      <w:r>
+        <w:rPr>
+          <w:rFonts w:ascii="Times New Roman" w:eastAsia="Times New Roman" w:hAnsi="Times New Roman" w:cs="Times New Roman"/>
+          <w:bCs/>
+          <w:sz w:val="24"/>
+          <w:szCs w:val="24"/>
+        </w:rPr>
+        <w:t>printf</w:t>
+      </w:r>
+      <w:proofErr w:type="spellEnd"/>
+      <w:r>
+        <w:rPr>
+          <w:rFonts w:ascii="Times New Roman" w:eastAsia="Times New Roman" w:hAnsi="Times New Roman" w:cs="Times New Roman"/>
+          <w:bCs/>
+          <w:sz w:val="24"/>
+          <w:szCs w:val="24"/>
+        </w:rPr>
+        <w:t>("Coin Used: ");</w:t>
       </w:r>
     </w:p>
     <w:p>
@@ -881,27 +2269,7 @@
           <w:sz w:val="24"/>
           <w:szCs w:val="24"/>
         </w:rPr>
-        <w:t xml:space="preserve"> &lt; </w:t>
-      </w:r>
-      <w:proofErr w:type="spellStart"/>
-      <w:r>
-        <w:rPr>
-          <w:rFonts w:ascii="Times New Roman" w:eastAsia="Times New Roman" w:hAnsi="Times New Roman" w:cs="Times New Roman"/>
-          <w:bCs/>
-          <w:sz w:val="24"/>
-          <w:szCs w:val="24"/>
-        </w:rPr>
-        <w:t>num_coins</w:t>
-      </w:r>
-      <w:proofErr w:type="spellEnd"/>
-      <w:r>
-        <w:rPr>
-          <w:rFonts w:ascii="Times New Roman" w:eastAsia="Times New Roman" w:hAnsi="Times New Roman" w:cs="Times New Roman"/>
-          <w:bCs/>
-          <w:sz w:val="24"/>
-          <w:szCs w:val="24"/>
-        </w:rPr>
-        <w:t xml:space="preserve">; </w:t>
+        <w:t xml:space="preserve"> &lt; n; </w:t>
       </w:r>
       <w:proofErr w:type="spellStart"/>
       <w:r>
@@ -946,7 +2314,6 @@
         <w:t xml:space="preserve">        </w:t>
       </w:r>
       <w:proofErr w:type="spellStart"/>
-      <w:proofErr w:type="gramStart"/>
       <w:r>
         <w:rPr>
           <w:rFonts w:ascii="Times New Roman" w:eastAsia="Times New Roman" w:hAnsi="Times New Roman" w:cs="Times New Roman"/>
@@ -964,17 +2331,7 @@
           <w:sz w:val="24"/>
           <w:szCs w:val="24"/>
         </w:rPr>
-        <w:t>(</w:t>
-      </w:r>
-      <w:proofErr w:type="gramEnd"/>
-      <w:r>
-        <w:rPr>
-          <w:rFonts w:ascii="Times New Roman" w:eastAsia="Times New Roman" w:hAnsi="Times New Roman" w:cs="Times New Roman"/>
-          <w:bCs/>
-          <w:sz w:val="24"/>
-          <w:szCs w:val="24"/>
-        </w:rPr>
-        <w:t>"%d ", coins[</w:t>
+        <w:t>("%d : %d", coins[</w:t>
       </w:r>
       <w:proofErr w:type="spellStart"/>
       <w:r>
@@ -994,6 +2351,46 @@
           <w:sz w:val="24"/>
           <w:szCs w:val="24"/>
         </w:rPr>
+        <w:t xml:space="preserve">], </w:t>
+      </w:r>
+      <w:proofErr w:type="spellStart"/>
+      <w:r>
+        <w:rPr>
+          <w:rFonts w:ascii="Times New Roman" w:eastAsia="Times New Roman" w:hAnsi="Times New Roman" w:cs="Times New Roman"/>
+          <w:bCs/>
+          <w:sz w:val="24"/>
+          <w:szCs w:val="24"/>
+        </w:rPr>
+        <w:t>coins_used</w:t>
+      </w:r>
+      <w:proofErr w:type="spellEnd"/>
+      <w:r>
+        <w:rPr>
+          <w:rFonts w:ascii="Times New Roman" w:eastAsia="Times New Roman" w:hAnsi="Times New Roman" w:cs="Times New Roman"/>
+          <w:bCs/>
+          <w:sz w:val="24"/>
+          <w:szCs w:val="24"/>
+        </w:rPr>
+        <w:t>[</w:t>
+      </w:r>
+      <w:proofErr w:type="spellStart"/>
+      <w:r>
+        <w:rPr>
+          <w:rFonts w:ascii="Times New Roman" w:eastAsia="Times New Roman" w:hAnsi="Times New Roman" w:cs="Times New Roman"/>
+          <w:bCs/>
+          <w:sz w:val="24"/>
+          <w:szCs w:val="24"/>
+        </w:rPr>
+        <w:t>i</w:t>
+      </w:r>
+      <w:proofErr w:type="spellEnd"/>
+      <w:r>
+        <w:rPr>
+          <w:rFonts w:ascii="Times New Roman" w:eastAsia="Times New Roman" w:hAnsi="Times New Roman" w:cs="Times New Roman"/>
+          <w:bCs/>
+          <w:sz w:val="24"/>
+          <w:szCs w:val="24"/>
+        </w:rPr>
         <w:t>]);</w:t>
       </w:r>
     </w:p>
@@ -1016,29 +2413,113 @@
           <w:sz w:val="24"/>
           <w:szCs w:val="24"/>
         </w:rPr>
-        <w:t xml:space="preserve">    }</w:t>
-      </w:r>
-    </w:p>
-    <w:p>
-      <w:pPr>
-        <w:spacing w:after="0" w:line="360" w:lineRule="auto"/>
-        <w:ind w:right="29"/>
-        <w:jc w:val="both"/>
-        <w:rPr>
-          <w:rFonts w:ascii="Times New Roman" w:eastAsia="Times New Roman" w:hAnsi="Times New Roman" w:cs="Times New Roman"/>
-          <w:bCs/>
-          <w:sz w:val="24"/>
-          <w:szCs w:val="24"/>
-        </w:rPr>
-      </w:pPr>
-      <w:r>
-        <w:rPr>
-          <w:rFonts w:ascii="Times New Roman" w:eastAsia="Times New Roman" w:hAnsi="Times New Roman" w:cs="Times New Roman"/>
-          <w:bCs/>
-          <w:sz w:val="24"/>
-          <w:szCs w:val="24"/>
-        </w:rPr>
-        <w:t xml:space="preserve">    int amount;</w:t>
+        <w:t xml:space="preserve">        if (</w:t>
+      </w:r>
+      <w:proofErr w:type="spellStart"/>
+      <w:r>
+        <w:rPr>
+          <w:rFonts w:ascii="Times New Roman" w:eastAsia="Times New Roman" w:hAnsi="Times New Roman" w:cs="Times New Roman"/>
+          <w:bCs/>
+          <w:sz w:val="24"/>
+          <w:szCs w:val="24"/>
+        </w:rPr>
+        <w:t>i</w:t>
+      </w:r>
+      <w:proofErr w:type="spellEnd"/>
+      <w:r>
+        <w:rPr>
+          <w:rFonts w:ascii="Times New Roman" w:eastAsia="Times New Roman" w:hAnsi="Times New Roman" w:cs="Times New Roman"/>
+          <w:bCs/>
+          <w:sz w:val="24"/>
+          <w:szCs w:val="24"/>
+        </w:rPr>
+        <w:t xml:space="preserve"> &lt; n - 1) {</w:t>
+      </w:r>
+    </w:p>
+    <w:p>
+      <w:pPr>
+        <w:spacing w:after="0" w:line="360" w:lineRule="auto"/>
+        <w:ind w:right="29"/>
+        <w:jc w:val="both"/>
+        <w:rPr>
+          <w:rFonts w:ascii="Times New Roman" w:eastAsia="Times New Roman" w:hAnsi="Times New Roman" w:cs="Times New Roman"/>
+          <w:bCs/>
+          <w:sz w:val="24"/>
+          <w:szCs w:val="24"/>
+        </w:rPr>
+      </w:pPr>
+      <w:r>
+        <w:rPr>
+          <w:rFonts w:ascii="Times New Roman" w:eastAsia="Times New Roman" w:hAnsi="Times New Roman" w:cs="Times New Roman"/>
+          <w:bCs/>
+          <w:sz w:val="24"/>
+          <w:szCs w:val="24"/>
+        </w:rPr>
+        <w:t xml:space="preserve">            </w:t>
+      </w:r>
+      <w:proofErr w:type="spellStart"/>
+      <w:r>
+        <w:rPr>
+          <w:rFonts w:ascii="Times New Roman" w:eastAsia="Times New Roman" w:hAnsi="Times New Roman" w:cs="Times New Roman"/>
+          <w:bCs/>
+          <w:sz w:val="24"/>
+          <w:szCs w:val="24"/>
+        </w:rPr>
+        <w:t>printf</w:t>
+      </w:r>
+      <w:proofErr w:type="spellEnd"/>
+      <w:r>
+        <w:rPr>
+          <w:rFonts w:ascii="Times New Roman" w:eastAsia="Times New Roman" w:hAnsi="Times New Roman" w:cs="Times New Roman"/>
+          <w:bCs/>
+          <w:sz w:val="24"/>
+          <w:szCs w:val="24"/>
+        </w:rPr>
+        <w:t>(", ");</w:t>
+      </w:r>
+    </w:p>
+    <w:p>
+      <w:pPr>
+        <w:spacing w:after="0" w:line="360" w:lineRule="auto"/>
+        <w:ind w:right="29"/>
+        <w:jc w:val="both"/>
+        <w:rPr>
+          <w:rFonts w:ascii="Times New Roman" w:eastAsia="Times New Roman" w:hAnsi="Times New Roman" w:cs="Times New Roman"/>
+          <w:bCs/>
+          <w:sz w:val="24"/>
+          <w:szCs w:val="24"/>
+        </w:rPr>
+      </w:pPr>
+      <w:r>
+        <w:rPr>
+          <w:rFonts w:ascii="Times New Roman" w:eastAsia="Times New Roman" w:hAnsi="Times New Roman" w:cs="Times New Roman"/>
+          <w:bCs/>
+          <w:sz w:val="24"/>
+          <w:szCs w:val="24"/>
+        </w:rPr>
+        <w:t xml:space="preserve">        }</w:t>
+      </w:r>
+    </w:p>
+    <w:p>
+      <w:pPr>
+        <w:spacing w:after="0" w:line="360" w:lineRule="auto"/>
+        <w:ind w:right="29"/>
+        <w:jc w:val="both"/>
+        <w:rPr>
+          <w:rFonts w:ascii="Times New Roman" w:eastAsia="Times New Roman" w:hAnsi="Times New Roman" w:cs="Times New Roman"/>
+          <w:bCs/>
+          <w:sz w:val="24"/>
+          <w:szCs w:val="24"/>
+        </w:rPr>
+      </w:pPr>
+      <w:r>
+        <w:rPr>
+          <w:rFonts w:ascii="Times New Roman" w:eastAsia="Times New Roman" w:hAnsi="Times New Roman" w:cs="Times New Roman"/>
+          <w:bCs/>
+          <w:sz w:val="24"/>
+          <w:szCs w:val="24"/>
+        </w:rPr>
+        <w:t xml:space="preserve">    }    </w:t>
       </w:r>
     </w:p>
     <w:p>
@@ -1062,310 +2543,14 @@
         </w:rPr>
         <w:t xml:space="preserve">    </w:t>
       </w:r>
-      <w:proofErr w:type="spellStart"/>
-      <w:proofErr w:type="gramStart"/>
-      <w:r>
-        <w:rPr>
-          <w:rFonts w:ascii="Times New Roman" w:eastAsia="Times New Roman" w:hAnsi="Times New Roman" w:cs="Times New Roman"/>
-          <w:bCs/>
-          <w:sz w:val="24"/>
-          <w:szCs w:val="24"/>
-        </w:rPr>
-        <w:t>printf</w:t>
-      </w:r>
-      <w:proofErr w:type="spellEnd"/>
-      <w:r>
-        <w:rPr>
-          <w:rFonts w:ascii="Times New Roman" w:eastAsia="Times New Roman" w:hAnsi="Times New Roman" w:cs="Times New Roman"/>
-          <w:bCs/>
-          <w:sz w:val="24"/>
-          <w:szCs w:val="24"/>
-        </w:rPr>
-        <w:t>(</w:t>
-      </w:r>
-      <w:proofErr w:type="gramEnd"/>
-      <w:r>
-        <w:rPr>
-          <w:rFonts w:ascii="Times New Roman" w:eastAsia="Times New Roman" w:hAnsi="Times New Roman" w:cs="Times New Roman"/>
-          <w:bCs/>
-          <w:sz w:val="24"/>
-          <w:szCs w:val="24"/>
-        </w:rPr>
-        <w:t>"\</w:t>
-      </w:r>
-      <w:proofErr w:type="spellStart"/>
-      <w:r>
-        <w:rPr>
-          <w:rFonts w:ascii="Times New Roman" w:eastAsia="Times New Roman" w:hAnsi="Times New Roman" w:cs="Times New Roman"/>
-          <w:bCs/>
-          <w:sz w:val="24"/>
-          <w:szCs w:val="24"/>
-        </w:rPr>
-        <w:t>nEnter</w:t>
-      </w:r>
-      <w:proofErr w:type="spellEnd"/>
-      <w:r>
-        <w:rPr>
-          <w:rFonts w:ascii="Times New Roman" w:eastAsia="Times New Roman" w:hAnsi="Times New Roman" w:cs="Times New Roman"/>
-          <w:bCs/>
-          <w:sz w:val="24"/>
-          <w:szCs w:val="24"/>
-        </w:rPr>
-        <w:t xml:space="preserve"> the amount: ");</w:t>
-      </w:r>
-    </w:p>
-    <w:p>
-      <w:pPr>
-        <w:spacing w:after="0" w:line="360" w:lineRule="auto"/>
-        <w:ind w:right="29"/>
-        <w:jc w:val="both"/>
-        <w:rPr>
-          <w:rFonts w:ascii="Times New Roman" w:eastAsia="Times New Roman" w:hAnsi="Times New Roman" w:cs="Times New Roman"/>
-          <w:bCs/>
-          <w:sz w:val="24"/>
-          <w:szCs w:val="24"/>
-        </w:rPr>
-      </w:pPr>
-      <w:r>
-        <w:rPr>
-          <w:rFonts w:ascii="Times New Roman" w:eastAsia="Times New Roman" w:hAnsi="Times New Roman" w:cs="Times New Roman"/>
-          <w:bCs/>
-          <w:sz w:val="24"/>
-          <w:szCs w:val="24"/>
-        </w:rPr>
-        <w:t xml:space="preserve">    </w:t>
-      </w:r>
-      <w:proofErr w:type="spellStart"/>
-      <w:proofErr w:type="gramStart"/>
-      <w:r>
-        <w:rPr>
-          <w:rFonts w:ascii="Times New Roman" w:eastAsia="Times New Roman" w:hAnsi="Times New Roman" w:cs="Times New Roman"/>
-          <w:bCs/>
-          <w:sz w:val="24"/>
-          <w:szCs w:val="24"/>
-        </w:rPr>
-        <w:t>scanf</w:t>
-      </w:r>
-      <w:proofErr w:type="spellEnd"/>
-      <w:r>
-        <w:rPr>
-          <w:rFonts w:ascii="Times New Roman" w:eastAsia="Times New Roman" w:hAnsi="Times New Roman" w:cs="Times New Roman"/>
-          <w:bCs/>
-          <w:sz w:val="24"/>
-          <w:szCs w:val="24"/>
-        </w:rPr>
-        <w:t>(</w:t>
-      </w:r>
-      <w:proofErr w:type="gramEnd"/>
-      <w:r>
-        <w:rPr>
-          <w:rFonts w:ascii="Times New Roman" w:eastAsia="Times New Roman" w:hAnsi="Times New Roman" w:cs="Times New Roman"/>
-          <w:bCs/>
-          <w:sz w:val="24"/>
-          <w:szCs w:val="24"/>
-        </w:rPr>
-        <w:t>"%d", &amp;amount);</w:t>
-      </w:r>
-    </w:p>
-    <w:p>
-      <w:pPr>
-        <w:spacing w:after="0" w:line="360" w:lineRule="auto"/>
-        <w:ind w:right="29"/>
-        <w:jc w:val="both"/>
-        <w:rPr>
-          <w:rFonts w:ascii="Times New Roman" w:eastAsia="Times New Roman" w:hAnsi="Times New Roman" w:cs="Times New Roman"/>
-          <w:bCs/>
-          <w:sz w:val="24"/>
-          <w:szCs w:val="24"/>
-        </w:rPr>
-      </w:pPr>
-    </w:p>
-    <w:p>
-      <w:pPr>
-        <w:spacing w:after="0" w:line="360" w:lineRule="auto"/>
-        <w:ind w:right="29"/>
-        <w:jc w:val="both"/>
-        <w:rPr>
-          <w:rFonts w:ascii="Times New Roman" w:eastAsia="Times New Roman" w:hAnsi="Times New Roman" w:cs="Times New Roman"/>
-          <w:bCs/>
-          <w:sz w:val="24"/>
-          <w:szCs w:val="24"/>
-        </w:rPr>
-      </w:pPr>
-      <w:r>
-        <w:rPr>
-          <w:rFonts w:ascii="Times New Roman" w:eastAsia="Times New Roman" w:hAnsi="Times New Roman" w:cs="Times New Roman"/>
-          <w:bCs/>
-          <w:sz w:val="24"/>
-          <w:szCs w:val="24"/>
-        </w:rPr>
-        <w:t xml:space="preserve">    int </w:t>
-      </w:r>
-      <w:proofErr w:type="spellStart"/>
-      <w:r>
-        <w:rPr>
-          <w:rFonts w:ascii="Times New Roman" w:eastAsia="Times New Roman" w:hAnsi="Times New Roman" w:cs="Times New Roman"/>
-          <w:bCs/>
-          <w:sz w:val="24"/>
-          <w:szCs w:val="24"/>
-        </w:rPr>
-        <w:t>min_coins</w:t>
-      </w:r>
-      <w:proofErr w:type="spellEnd"/>
-      <w:r>
-        <w:rPr>
-          <w:rFonts w:ascii="Times New Roman" w:eastAsia="Times New Roman" w:hAnsi="Times New Roman" w:cs="Times New Roman"/>
-          <w:bCs/>
-          <w:sz w:val="24"/>
-          <w:szCs w:val="24"/>
-        </w:rPr>
-        <w:t xml:space="preserve"> = </w:t>
-      </w:r>
-      <w:proofErr w:type="spellStart"/>
-      <w:proofErr w:type="gramStart"/>
-      <w:r>
-        <w:rPr>
-          <w:rFonts w:ascii="Times New Roman" w:eastAsia="Times New Roman" w:hAnsi="Times New Roman" w:cs="Times New Roman"/>
-          <w:bCs/>
-          <w:sz w:val="24"/>
-          <w:szCs w:val="24"/>
-        </w:rPr>
-        <w:t>coinChange</w:t>
-      </w:r>
-      <w:proofErr w:type="spellEnd"/>
-      <w:r>
-        <w:rPr>
-          <w:rFonts w:ascii="Times New Roman" w:eastAsia="Times New Roman" w:hAnsi="Times New Roman" w:cs="Times New Roman"/>
-          <w:bCs/>
-          <w:sz w:val="24"/>
-          <w:szCs w:val="24"/>
-        </w:rPr>
-        <w:t>(</w:t>
-      </w:r>
-      <w:proofErr w:type="gramEnd"/>
-      <w:r>
-        <w:rPr>
-          <w:rFonts w:ascii="Times New Roman" w:eastAsia="Times New Roman" w:hAnsi="Times New Roman" w:cs="Times New Roman"/>
-          <w:bCs/>
-          <w:sz w:val="24"/>
-          <w:szCs w:val="24"/>
-        </w:rPr>
-        <w:t xml:space="preserve">coins, </w:t>
-      </w:r>
-      <w:proofErr w:type="spellStart"/>
-      <w:r>
-        <w:rPr>
-          <w:rFonts w:ascii="Times New Roman" w:eastAsia="Times New Roman" w:hAnsi="Times New Roman" w:cs="Times New Roman"/>
-          <w:bCs/>
-          <w:sz w:val="24"/>
-          <w:szCs w:val="24"/>
-        </w:rPr>
-        <w:t>num_coins</w:t>
-      </w:r>
-      <w:proofErr w:type="spellEnd"/>
-      <w:r>
-        <w:rPr>
-          <w:rFonts w:ascii="Times New Roman" w:eastAsia="Times New Roman" w:hAnsi="Times New Roman" w:cs="Times New Roman"/>
-          <w:bCs/>
-          <w:sz w:val="24"/>
-          <w:szCs w:val="24"/>
-        </w:rPr>
-        <w:t>, amount);</w:t>
-      </w:r>
-    </w:p>
-    <w:p>
-      <w:pPr>
-        <w:spacing w:after="0" w:line="360" w:lineRule="auto"/>
-        <w:ind w:right="29"/>
-        <w:jc w:val="both"/>
-        <w:rPr>
-          <w:rFonts w:ascii="Times New Roman" w:eastAsia="Times New Roman" w:hAnsi="Times New Roman" w:cs="Times New Roman"/>
-          <w:bCs/>
-          <w:sz w:val="24"/>
-          <w:szCs w:val="24"/>
-        </w:rPr>
-      </w:pPr>
-      <w:r>
-        <w:rPr>
-          <w:rFonts w:ascii="Times New Roman" w:eastAsia="Times New Roman" w:hAnsi="Times New Roman" w:cs="Times New Roman"/>
-          <w:bCs/>
-          <w:sz w:val="24"/>
-          <w:szCs w:val="24"/>
-        </w:rPr>
-        <w:t xml:space="preserve">    </w:t>
-      </w:r>
-      <w:proofErr w:type="spellStart"/>
-      <w:proofErr w:type="gramStart"/>
-      <w:r>
-        <w:rPr>
-          <w:rFonts w:ascii="Times New Roman" w:eastAsia="Times New Roman" w:hAnsi="Times New Roman" w:cs="Times New Roman"/>
-          <w:bCs/>
-          <w:sz w:val="24"/>
-          <w:szCs w:val="24"/>
-        </w:rPr>
-        <w:t>printf</w:t>
-      </w:r>
-      <w:proofErr w:type="spellEnd"/>
-      <w:r>
-        <w:rPr>
-          <w:rFonts w:ascii="Times New Roman" w:eastAsia="Times New Roman" w:hAnsi="Times New Roman" w:cs="Times New Roman"/>
-          <w:bCs/>
-          <w:sz w:val="24"/>
-          <w:szCs w:val="24"/>
-        </w:rPr>
-        <w:t>(</w:t>
-      </w:r>
-      <w:proofErr w:type="gramEnd"/>
-      <w:r>
-        <w:rPr>
-          <w:rFonts w:ascii="Times New Roman" w:eastAsia="Times New Roman" w:hAnsi="Times New Roman" w:cs="Times New Roman"/>
-          <w:bCs/>
-          <w:sz w:val="24"/>
-          <w:szCs w:val="24"/>
-        </w:rPr>
-        <w:t xml:space="preserve">"Minimum coins needed: %d\n", </w:t>
-      </w:r>
-      <w:proofErr w:type="spellStart"/>
-      <w:r>
-        <w:rPr>
-          <w:rFonts w:ascii="Times New Roman" w:eastAsia="Times New Roman" w:hAnsi="Times New Roman" w:cs="Times New Roman"/>
-          <w:bCs/>
-          <w:sz w:val="24"/>
-          <w:szCs w:val="24"/>
-        </w:rPr>
-        <w:t>min_coins</w:t>
-      </w:r>
-      <w:proofErr w:type="spellEnd"/>
-      <w:r>
-        <w:rPr>
-          <w:rFonts w:ascii="Times New Roman" w:eastAsia="Times New Roman" w:hAnsi="Times New Roman" w:cs="Times New Roman"/>
-          <w:bCs/>
-          <w:sz w:val="24"/>
-          <w:szCs w:val="24"/>
-        </w:rPr>
-        <w:t>);</w:t>
-      </w:r>
-    </w:p>
-    <w:p>
-      <w:pPr>
-        <w:spacing w:after="0" w:line="360" w:lineRule="auto"/>
-        <w:ind w:right="29"/>
-        <w:jc w:val="both"/>
-        <w:rPr>
-          <w:rFonts w:ascii="Times New Roman" w:eastAsia="Times New Roman" w:hAnsi="Times New Roman" w:cs="Times New Roman"/>
-          <w:bCs/>
-          <w:sz w:val="24"/>
-          <w:szCs w:val="24"/>
-        </w:rPr>
-      </w:pPr>
-      <w:r>
-        <w:rPr>
-          <w:rFonts w:ascii="Times New Roman" w:eastAsia="Times New Roman" w:hAnsi="Times New Roman" w:cs="Times New Roman"/>
-          <w:bCs/>
-          <w:sz w:val="24"/>
-          <w:szCs w:val="24"/>
-        </w:rPr>
-        <w:t xml:space="preserve">    return 0;</w:t>
+      <w:r>
+        <w:rPr>
+          <w:rFonts w:ascii="Times New Roman" w:eastAsia="Times New Roman" w:hAnsi="Times New Roman" w:cs="Times New Roman"/>
+          <w:bCs/>
+          <w:sz w:val="24"/>
+          <w:szCs w:val="24"/>
+        </w:rPr>
+        <w:t>return 0;</w:t>
       </w:r>
     </w:p>
     <w:p>
@@ -1430,9 +2615,9 @@
           <w:szCs w:val="24"/>
         </w:rPr>
         <w:drawing>
-          <wp:inline distT="0" distB="0" distL="0" distR="0" wp14:anchorId="2B3B8EB3" wp14:editId="32487884">
-            <wp:extent cx="6073004" cy="1234440"/>
-            <wp:effectExtent l="0" t="0" r="4445" b="3810"/>
+          <wp:inline distT="0" distB="0" distL="0" distR="0" wp14:anchorId="1B7D0226" wp14:editId="7BFF84C3">
+            <wp:extent cx="6188710" cy="1136015"/>
+            <wp:effectExtent l="0" t="0" r="2540" b="6985"/>
             <wp:docPr id="1" name="Picture 1"/>
             <wp:cNvGraphicFramePr>
               <a:graphicFrameLocks xmlns:a="http://schemas.openxmlformats.org/drawingml/2006/main" noChangeAspect="1"/>
@@ -1453,7 +2638,7 @@
                   <pic:spPr>
                     <a:xfrm>
                       <a:off x="0" y="0"/>
-                      <a:ext cx="6078181" cy="1235492"/>
+                      <a:ext cx="6188710" cy="1136015"/>
                     </a:xfrm>
                     <a:prstGeom prst="rect">
                       <a:avLst/>
@@ -1470,987 +2655,12 @@
       <w:pPr>
         <w:spacing w:after="0" w:line="360" w:lineRule="auto"/>
         <w:ind w:right="29"/>
-        <w:jc w:val="both"/>
-        <w:rPr>
-          <w:rFonts w:ascii="Times New Roman" w:eastAsia="Times New Roman" w:hAnsi="Times New Roman" w:cs="Times New Roman"/>
-          <w:b/>
-          <w:sz w:val="24"/>
-          <w:szCs w:val="24"/>
-        </w:rPr>
-      </w:pPr>
-      <w:r>
-        <w:rPr>
-          <w:rFonts w:ascii="Times New Roman" w:eastAsia="Times New Roman" w:hAnsi="Times New Roman" w:cs="Times New Roman"/>
-          <w:b/>
-          <w:sz w:val="24"/>
-          <w:szCs w:val="24"/>
-        </w:rPr>
-        <w:t>Analysis:</w:t>
-      </w:r>
-    </w:p>
-    <w:p>
-      <w:pPr>
-        <w:spacing w:after="0" w:line="360" w:lineRule="auto"/>
-        <w:ind w:right="29"/>
-        <w:rPr>
-          <w:rFonts w:ascii="Times New Roman" w:eastAsia="Times New Roman" w:hAnsi="Times New Roman" w:cs="Times New Roman"/>
-          <w:sz w:val="24"/>
-          <w:szCs w:val="24"/>
-        </w:rPr>
-      </w:pPr>
-      <w:r>
-        <w:rPr>
-          <w:rFonts w:ascii="Times New Roman" w:eastAsia="Times New Roman" w:hAnsi="Times New Roman" w:cs="Times New Roman"/>
-          <w:sz w:val="24"/>
-          <w:szCs w:val="24"/>
-        </w:rPr>
-        <w:t>The algorithm follows a simple iterative process:</w:t>
-      </w:r>
-    </w:p>
-    <w:p>
-      <w:pPr>
-        <w:pStyle w:val="ListParagraph"/>
-        <w:numPr>
-          <w:ilvl w:val="0"/>
-          <w:numId w:val="4"/>
-        </w:numPr>
-        <w:spacing w:after="0" w:line="360" w:lineRule="auto"/>
-        <w:ind w:right="29"/>
-        <w:rPr>
-          <w:rFonts w:ascii="Times New Roman" w:eastAsia="Times New Roman" w:hAnsi="Times New Roman" w:cs="Times New Roman"/>
-          <w:sz w:val="24"/>
-          <w:szCs w:val="24"/>
-        </w:rPr>
-      </w:pPr>
-      <w:r>
-        <w:rPr>
-          <w:rFonts w:ascii="Times New Roman" w:eastAsia="Times New Roman" w:hAnsi="Times New Roman" w:cs="Times New Roman"/>
-          <w:b/>
-          <w:bCs/>
-          <w:sz w:val="24"/>
-          <w:szCs w:val="24"/>
-        </w:rPr>
-        <w:t>Sort</w:t>
-      </w:r>
-      <w:r>
-        <w:rPr>
-          <w:rFonts w:ascii="Times New Roman" w:eastAsia="Times New Roman" w:hAnsi="Times New Roman" w:cs="Times New Roman"/>
-          <w:sz w:val="24"/>
-          <w:szCs w:val="24"/>
-        </w:rPr>
-        <w:t xml:space="preserve"> the available coin denominations in descending order.</w:t>
-      </w:r>
-    </w:p>
-    <w:p>
-      <w:pPr>
-        <w:pStyle w:val="ListParagraph"/>
-        <w:numPr>
-          <w:ilvl w:val="0"/>
-          <w:numId w:val="4"/>
-        </w:numPr>
-        <w:spacing w:after="0" w:line="360" w:lineRule="auto"/>
-        <w:ind w:right="29"/>
-        <w:rPr>
-          <w:rFonts w:ascii="Times New Roman" w:eastAsia="Times New Roman" w:hAnsi="Times New Roman" w:cs="Times New Roman"/>
-          <w:sz w:val="24"/>
-          <w:szCs w:val="24"/>
-        </w:rPr>
-      </w:pPr>
-      <w:r>
-        <w:rPr>
-          <w:rFonts w:ascii="Times New Roman" w:eastAsia="Times New Roman" w:hAnsi="Times New Roman" w:cs="Times New Roman"/>
-          <w:b/>
-          <w:bCs/>
-          <w:sz w:val="24"/>
-          <w:szCs w:val="24"/>
-        </w:rPr>
-        <w:t>Pick</w:t>
-      </w:r>
-      <w:r>
-        <w:rPr>
-          <w:rFonts w:ascii="Times New Roman" w:eastAsia="Times New Roman" w:hAnsi="Times New Roman" w:cs="Times New Roman"/>
-          <w:sz w:val="24"/>
-          <w:szCs w:val="24"/>
-        </w:rPr>
-        <w:t xml:space="preserve"> the largest denomination that is less than or equal to the remaining amount.</w:t>
-      </w:r>
-    </w:p>
-    <w:p>
-      <w:pPr>
-        <w:pStyle w:val="ListParagraph"/>
-        <w:numPr>
-          <w:ilvl w:val="0"/>
-          <w:numId w:val="4"/>
-        </w:numPr>
-        <w:spacing w:after="0" w:line="360" w:lineRule="auto"/>
-        <w:ind w:right="29"/>
-        <w:rPr>
-          <w:rFonts w:ascii="Times New Roman" w:eastAsia="Times New Roman" w:hAnsi="Times New Roman" w:cs="Times New Roman"/>
-          <w:sz w:val="24"/>
-          <w:szCs w:val="24"/>
-        </w:rPr>
-      </w:pPr>
-      <w:r>
-        <w:rPr>
-          <w:rFonts w:ascii="Times New Roman" w:eastAsia="Times New Roman" w:hAnsi="Times New Roman" w:cs="Times New Roman"/>
-          <w:b/>
-          <w:bCs/>
-          <w:sz w:val="24"/>
-          <w:szCs w:val="24"/>
-        </w:rPr>
-        <w:t>Subtract</w:t>
-      </w:r>
-      <w:r>
-        <w:rPr>
-          <w:rFonts w:ascii="Times New Roman" w:eastAsia="Times New Roman" w:hAnsi="Times New Roman" w:cs="Times New Roman"/>
-          <w:sz w:val="24"/>
-          <w:szCs w:val="24"/>
-        </w:rPr>
-        <w:t xml:space="preserve"> that coin's value from the total and repeat the process until the remaining total is zero.</w:t>
-      </w:r>
-    </w:p>
-    <w:p>
-      <w:pPr>
-        <w:spacing w:after="0" w:line="360" w:lineRule="auto"/>
-        <w:ind w:right="29"/>
-        <w:rPr>
-          <w:rFonts w:ascii="Times New Roman" w:eastAsia="Times New Roman" w:hAnsi="Times New Roman" w:cs="Times New Roman"/>
-          <w:b/>
-          <w:bCs/>
-          <w:sz w:val="24"/>
-          <w:szCs w:val="24"/>
-        </w:rPr>
-      </w:pPr>
-      <w:r>
-        <w:rPr>
-          <w:rFonts w:ascii="Times New Roman" w:eastAsia="Times New Roman" w:hAnsi="Times New Roman" w:cs="Times New Roman"/>
-          <w:b/>
-          <w:bCs/>
-          <w:sz w:val="24"/>
-          <w:szCs w:val="24"/>
-        </w:rPr>
-        <w:t>Complexity Analysis</w:t>
-      </w:r>
-      <w:r>
-        <w:rPr>
-          <w:rFonts w:ascii="Times New Roman" w:eastAsia="Times New Roman" w:hAnsi="Times New Roman" w:cs="Times New Roman"/>
-          <w:b/>
-          <w:bCs/>
-          <w:sz w:val="24"/>
-          <w:szCs w:val="24"/>
-        </w:rPr>
-        <w:t>:</w:t>
-      </w:r>
-    </w:p>
-    <w:p>
-      <w:pPr>
-        <w:pStyle w:val="ListParagraph"/>
-        <w:numPr>
-          <w:ilvl w:val="0"/>
-          <w:numId w:val="5"/>
-        </w:numPr>
-        <w:spacing w:after="0" w:line="360" w:lineRule="auto"/>
-        <w:ind w:right="29"/>
-        <w:rPr>
-          <w:rFonts w:ascii="Times New Roman" w:eastAsia="Times New Roman" w:hAnsi="Times New Roman" w:cs="Times New Roman"/>
-          <w:sz w:val="24"/>
-          <w:szCs w:val="24"/>
-        </w:rPr>
-      </w:pPr>
-      <w:r>
-        <w:rPr>
-          <w:rFonts w:ascii="Times New Roman" w:eastAsia="Times New Roman" w:hAnsi="Times New Roman" w:cs="Times New Roman"/>
-          <w:b/>
-          <w:bCs/>
-          <w:sz w:val="24"/>
-          <w:szCs w:val="24"/>
-        </w:rPr>
-        <w:t>Time Complexity:</w:t>
-      </w:r>
-      <w:r>
-        <w:rPr>
-          <w:rFonts w:ascii="Times New Roman" w:eastAsia="Times New Roman" w:hAnsi="Times New Roman" w:cs="Times New Roman"/>
-          <w:sz w:val="24"/>
-          <w:szCs w:val="24"/>
-        </w:rPr>
-        <w:t xml:space="preserve"> Generally</w:t>
-      </w:r>
-      <w:r>
-        <w:rPr>
-          <w:rFonts w:ascii="Times New Roman" w:eastAsia="Times New Roman" w:hAnsi="Times New Roman" w:cs="Times New Roman"/>
-          <w:sz w:val="24"/>
-          <w:szCs w:val="24"/>
-        </w:rPr>
-        <w:t xml:space="preserve"> </w:t>
-      </w:r>
-      <w:proofErr w:type="gramStart"/>
-      <w:r>
-        <w:rPr>
-          <w:rFonts w:ascii="Times New Roman" w:eastAsia="Times New Roman" w:hAnsi="Times New Roman" w:cs="Times New Roman"/>
-          <w:i/>
-          <w:iCs/>
-          <w:sz w:val="24"/>
-          <w:szCs w:val="24"/>
-        </w:rPr>
-        <w:t>O(</w:t>
-      </w:r>
-      <w:proofErr w:type="gramEnd"/>
-      <w:r>
-        <w:rPr>
-          <w:rFonts w:ascii="Times New Roman" w:eastAsia="Times New Roman" w:hAnsi="Times New Roman" w:cs="Times New Roman"/>
-          <w:i/>
-          <w:iCs/>
-          <w:sz w:val="24"/>
-          <w:szCs w:val="24"/>
-        </w:rPr>
-        <w:t xml:space="preserve">n </w:t>
-      </w:r>
-      <w:proofErr w:type="spellStart"/>
-      <w:r>
-        <w:rPr>
-          <w:rFonts w:ascii="Times New Roman" w:eastAsia="Times New Roman" w:hAnsi="Times New Roman" w:cs="Times New Roman"/>
-          <w:i/>
-          <w:iCs/>
-          <w:sz w:val="24"/>
-          <w:szCs w:val="24"/>
-        </w:rPr>
-        <w:t>logn</w:t>
-      </w:r>
-      <w:proofErr w:type="spellEnd"/>
-      <w:r>
-        <w:rPr>
-          <w:rFonts w:ascii="Times New Roman" w:eastAsia="Times New Roman" w:hAnsi="Times New Roman" w:cs="Times New Roman"/>
-          <w:i/>
-          <w:iCs/>
-          <w:sz w:val="24"/>
-          <w:szCs w:val="24"/>
-        </w:rPr>
-        <w:t>)</w:t>
-      </w:r>
-      <w:r>
-        <w:rPr>
-          <w:rFonts w:ascii="Times New Roman" w:eastAsia="Times New Roman" w:hAnsi="Times New Roman" w:cs="Times New Roman"/>
-          <w:sz w:val="24"/>
-          <w:szCs w:val="24"/>
-        </w:rPr>
-        <w:t xml:space="preserve"> if sorting is required, where is the number of denominations.</w:t>
-      </w:r>
-      <w:r>
-        <w:rPr>
-          <w:rFonts w:ascii="Times New Roman" w:eastAsia="Times New Roman" w:hAnsi="Times New Roman" w:cs="Times New Roman"/>
-          <w:sz w:val="24"/>
-          <w:szCs w:val="24"/>
-        </w:rPr>
-        <w:t xml:space="preserve"> </w:t>
-      </w:r>
-      <w:r>
-        <w:rPr>
-          <w:rFonts w:ascii="Times New Roman" w:eastAsia="Times New Roman" w:hAnsi="Times New Roman" w:cs="Times New Roman"/>
-          <w:sz w:val="24"/>
-          <w:szCs w:val="24"/>
-        </w:rPr>
-        <w:t>If denominations are already sorted and fixed (like in real-world currency), the runtime can be</w:t>
-      </w:r>
-      <w:r>
-        <w:rPr>
-          <w:rFonts w:ascii="Times New Roman" w:eastAsia="Times New Roman" w:hAnsi="Times New Roman" w:cs="Times New Roman"/>
-          <w:sz w:val="24"/>
-          <w:szCs w:val="24"/>
-        </w:rPr>
-        <w:t xml:space="preserve"> </w:t>
-      </w:r>
-      <w:r>
-        <w:rPr>
-          <w:rFonts w:ascii="Times New Roman" w:eastAsia="Times New Roman" w:hAnsi="Times New Roman" w:cs="Times New Roman"/>
-          <w:sz w:val="24"/>
-          <w:szCs w:val="24"/>
-        </w:rPr>
-        <w:t>considered</w:t>
-      </w:r>
-      <w:r>
-        <w:rPr>
-          <w:rFonts w:ascii="Times New Roman" w:eastAsia="Times New Roman" w:hAnsi="Times New Roman" w:cs="Times New Roman"/>
-          <w:sz w:val="24"/>
-          <w:szCs w:val="24"/>
-        </w:rPr>
-        <w:t xml:space="preserve"> </w:t>
-      </w:r>
-      <w:proofErr w:type="gramStart"/>
-      <w:r>
-        <w:rPr>
-          <w:rFonts w:ascii="Times New Roman" w:eastAsia="Times New Roman" w:hAnsi="Times New Roman" w:cs="Times New Roman"/>
-          <w:i/>
-          <w:iCs/>
-          <w:sz w:val="24"/>
-          <w:szCs w:val="24"/>
-        </w:rPr>
-        <w:t>O(</w:t>
-      </w:r>
-      <w:proofErr w:type="gramEnd"/>
-      <w:r>
-        <w:rPr>
-          <w:rFonts w:ascii="Times New Roman" w:eastAsia="Times New Roman" w:hAnsi="Times New Roman" w:cs="Times New Roman"/>
-          <w:i/>
-          <w:iCs/>
-          <w:sz w:val="24"/>
-          <w:szCs w:val="24"/>
-        </w:rPr>
-        <w:t>1)</w:t>
-      </w:r>
-      <w:r>
-        <w:rPr>
-          <w:rFonts w:ascii="Times New Roman" w:eastAsia="Times New Roman" w:hAnsi="Times New Roman" w:cs="Times New Roman"/>
-          <w:sz w:val="24"/>
-          <w:szCs w:val="24"/>
-        </w:rPr>
-        <w:t xml:space="preserve"> or</w:t>
-      </w:r>
-      <w:r>
-        <w:rPr>
-          <w:rFonts w:ascii="Times New Roman" w:eastAsia="Times New Roman" w:hAnsi="Times New Roman" w:cs="Times New Roman"/>
-          <w:sz w:val="24"/>
-          <w:szCs w:val="24"/>
-        </w:rPr>
-        <w:t xml:space="preserve"> </w:t>
-      </w:r>
-      <w:r>
-        <w:rPr>
-          <w:rFonts w:ascii="Times New Roman" w:eastAsia="Times New Roman" w:hAnsi="Times New Roman" w:cs="Times New Roman"/>
-          <w:i/>
-          <w:iCs/>
-          <w:sz w:val="24"/>
-          <w:szCs w:val="24"/>
-        </w:rPr>
-        <w:t>O(k)</w:t>
-      </w:r>
-      <w:r>
-        <w:rPr>
-          <w:rFonts w:ascii="Times New Roman" w:eastAsia="Times New Roman" w:hAnsi="Times New Roman" w:cs="Times New Roman"/>
-          <w:sz w:val="24"/>
-          <w:szCs w:val="24"/>
-        </w:rPr>
-        <w:t xml:space="preserve"> where </w:t>
-      </w:r>
-      <w:r>
-        <w:rPr>
-          <w:rFonts w:ascii="Times New Roman" w:eastAsia="Times New Roman" w:hAnsi="Times New Roman" w:cs="Times New Roman"/>
-          <w:sz w:val="24"/>
-          <w:szCs w:val="24"/>
-        </w:rPr>
-        <w:t>k</w:t>
-      </w:r>
-      <w:r>
-        <w:rPr>
-          <w:rFonts w:ascii="Times New Roman" w:eastAsia="Times New Roman" w:hAnsi="Times New Roman" w:cs="Times New Roman"/>
-          <w:sz w:val="24"/>
-          <w:szCs w:val="24"/>
-        </w:rPr>
-        <w:t xml:space="preserve"> is the number of denominations.</w:t>
-      </w:r>
-    </w:p>
-    <w:p>
-      <w:pPr>
-        <w:pStyle w:val="ListParagraph"/>
-        <w:numPr>
-          <w:ilvl w:val="0"/>
-          <w:numId w:val="5"/>
-        </w:numPr>
-        <w:spacing w:after="0" w:line="360" w:lineRule="auto"/>
-        <w:ind w:right="29"/>
-        <w:rPr>
-          <w:rFonts w:ascii="Times New Roman" w:eastAsia="Times New Roman" w:hAnsi="Times New Roman" w:cs="Times New Roman"/>
-          <w:sz w:val="24"/>
-          <w:szCs w:val="24"/>
-        </w:rPr>
-      </w:pPr>
-      <w:r>
-        <w:rPr>
-          <w:rFonts w:ascii="Times New Roman" w:eastAsia="Times New Roman" w:hAnsi="Times New Roman" w:cs="Times New Roman"/>
-          <w:b/>
-          <w:bCs/>
-          <w:sz w:val="24"/>
-          <w:szCs w:val="24"/>
-        </w:rPr>
-        <w:t>Space Complexity:</w:t>
-      </w:r>
-      <w:r>
-        <w:rPr>
-          <w:rFonts w:ascii="Times New Roman" w:eastAsia="Times New Roman" w:hAnsi="Times New Roman" w:cs="Times New Roman"/>
-          <w:sz w:val="24"/>
-          <w:szCs w:val="24"/>
-        </w:rPr>
-        <w:t xml:space="preserve"> Usually </w:t>
-      </w:r>
-      <w:proofErr w:type="gramStart"/>
-      <w:r>
-        <w:rPr>
-          <w:rFonts w:ascii="Times New Roman" w:eastAsia="Times New Roman" w:hAnsi="Times New Roman" w:cs="Times New Roman"/>
-          <w:i/>
-          <w:iCs/>
-          <w:sz w:val="24"/>
-          <w:szCs w:val="24"/>
-        </w:rPr>
-        <w:t>O(</w:t>
-      </w:r>
-      <w:proofErr w:type="gramEnd"/>
-      <w:r>
-        <w:rPr>
-          <w:rFonts w:ascii="Times New Roman" w:eastAsia="Times New Roman" w:hAnsi="Times New Roman" w:cs="Times New Roman"/>
-          <w:i/>
-          <w:iCs/>
-          <w:sz w:val="24"/>
-          <w:szCs w:val="24"/>
-        </w:rPr>
-        <w:t>1)</w:t>
-      </w:r>
-      <w:r>
-        <w:rPr>
-          <w:rFonts w:ascii="Times New Roman" w:eastAsia="Times New Roman" w:hAnsi="Times New Roman" w:cs="Times New Roman"/>
-          <w:sz w:val="24"/>
-          <w:szCs w:val="24"/>
-        </w:rPr>
-        <w:t xml:space="preserve"> if just counting coins, or </w:t>
-      </w:r>
-      <w:r>
-        <w:rPr>
-          <w:rFonts w:ascii="Times New Roman" w:eastAsia="Times New Roman" w:hAnsi="Times New Roman" w:cs="Times New Roman"/>
-          <w:i/>
-          <w:iCs/>
-          <w:sz w:val="24"/>
-          <w:szCs w:val="24"/>
-        </w:rPr>
-        <w:t>O(k)</w:t>
-      </w:r>
-      <w:r>
-        <w:rPr>
-          <w:rFonts w:ascii="Times New Roman" w:eastAsia="Times New Roman" w:hAnsi="Times New Roman" w:cs="Times New Roman"/>
-          <w:sz w:val="24"/>
-          <w:szCs w:val="24"/>
-        </w:rPr>
-        <w:t xml:space="preserve"> if storing the specific coins used in the result.</w:t>
-      </w:r>
-    </w:p>
-    <w:p>
-      <w:pPr>
-        <w:spacing w:after="0" w:line="360" w:lineRule="auto"/>
-        <w:ind w:right="29"/>
-        <w:rPr>
-          <w:rFonts w:ascii="Times New Roman" w:eastAsia="Times New Roman" w:hAnsi="Times New Roman" w:cs="Times New Roman"/>
-          <w:b/>
-          <w:bCs/>
-          <w:sz w:val="24"/>
-          <w:szCs w:val="24"/>
-        </w:rPr>
-      </w:pPr>
-    </w:p>
-    <w:p>
-      <w:pPr>
-        <w:spacing w:after="0" w:line="360" w:lineRule="auto"/>
-        <w:ind w:right="29"/>
-        <w:rPr>
-          <w:rFonts w:ascii="Times New Roman" w:eastAsia="Times New Roman" w:hAnsi="Times New Roman" w:cs="Times New Roman"/>
-          <w:b/>
-          <w:bCs/>
-          <w:sz w:val="24"/>
-          <w:szCs w:val="24"/>
-        </w:rPr>
-      </w:pPr>
-      <w:r>
-        <w:rPr>
-          <w:rFonts w:ascii="Times New Roman" w:eastAsia="Times New Roman" w:hAnsi="Times New Roman" w:cs="Times New Roman"/>
-          <w:b/>
-          <w:bCs/>
-          <w:sz w:val="24"/>
-          <w:szCs w:val="24"/>
-        </w:rPr>
-        <w:t>When Greedy Fails (Optimality)</w:t>
-      </w:r>
-    </w:p>
-    <w:p>
-      <w:pPr>
-        <w:spacing w:after="0" w:line="360" w:lineRule="auto"/>
-        <w:ind w:right="29"/>
-        <w:rPr>
-          <w:rFonts w:ascii="Times New Roman" w:eastAsia="Times New Roman" w:hAnsi="Times New Roman" w:cs="Times New Roman"/>
-          <w:sz w:val="24"/>
-          <w:szCs w:val="24"/>
-        </w:rPr>
-      </w:pPr>
-      <w:r>
-        <w:rPr>
-          <w:rFonts w:ascii="Times New Roman" w:eastAsia="Times New Roman" w:hAnsi="Times New Roman" w:cs="Times New Roman"/>
-          <w:sz w:val="24"/>
-          <w:szCs w:val="24"/>
-        </w:rPr>
-        <w:t xml:space="preserve">The greedy approach is </w:t>
-      </w:r>
-      <w:r>
-        <w:rPr>
-          <w:rFonts w:ascii="Times New Roman" w:eastAsia="Times New Roman" w:hAnsi="Times New Roman" w:cs="Times New Roman"/>
-          <w:b/>
-          <w:bCs/>
-          <w:sz w:val="24"/>
-          <w:szCs w:val="24"/>
-        </w:rPr>
-        <w:t>not universally optimal</w:t>
-      </w:r>
-      <w:r>
-        <w:rPr>
-          <w:rFonts w:ascii="Times New Roman" w:eastAsia="Times New Roman" w:hAnsi="Times New Roman" w:cs="Times New Roman"/>
-          <w:sz w:val="24"/>
-          <w:szCs w:val="24"/>
-        </w:rPr>
-        <w:t xml:space="preserve"> for all sets of denominations. </w:t>
-      </w:r>
-    </w:p>
-    <w:p>
-      <w:pPr>
-        <w:pStyle w:val="ListParagraph"/>
-        <w:numPr>
-          <w:ilvl w:val="0"/>
-          <w:numId w:val="6"/>
-        </w:numPr>
-        <w:spacing w:after="0" w:line="360" w:lineRule="auto"/>
-        <w:ind w:right="29"/>
-        <w:rPr>
-          <w:rFonts w:ascii="Times New Roman" w:eastAsia="Times New Roman" w:hAnsi="Times New Roman" w:cs="Times New Roman"/>
-          <w:sz w:val="24"/>
-          <w:szCs w:val="24"/>
-        </w:rPr>
-      </w:pPr>
-      <w:r>
-        <w:rPr>
-          <w:rFonts w:ascii="Times New Roman" w:eastAsia="Times New Roman" w:hAnsi="Times New Roman" w:cs="Times New Roman"/>
-          <w:sz w:val="24"/>
-          <w:szCs w:val="24"/>
-        </w:rPr>
-        <w:t>Canonical Coin Systems: Systems where the greedy algorithm always produces the optimal</w:t>
-      </w:r>
-      <w:r>
-        <w:rPr>
-          <w:rFonts w:ascii="Times New Roman" w:eastAsia="Times New Roman" w:hAnsi="Times New Roman" w:cs="Times New Roman"/>
-          <w:sz w:val="24"/>
-          <w:szCs w:val="24"/>
-        </w:rPr>
-        <w:t xml:space="preserve"> </w:t>
-      </w:r>
-      <w:r>
-        <w:rPr>
-          <w:rFonts w:ascii="Times New Roman" w:eastAsia="Times New Roman" w:hAnsi="Times New Roman" w:cs="Times New Roman"/>
-          <w:sz w:val="24"/>
-          <w:szCs w:val="24"/>
-        </w:rPr>
-        <w:t>(minimum) number of coins (e.g., US currency</w:t>
-      </w:r>
-      <w:r>
-        <w:rPr>
-          <w:rFonts w:ascii="Times New Roman" w:eastAsia="Times New Roman" w:hAnsi="Times New Roman" w:cs="Times New Roman"/>
-          <w:sz w:val="24"/>
-          <w:szCs w:val="24"/>
-        </w:rPr>
-        <w:t xml:space="preserve"> [25,10,5,1]</w:t>
-      </w:r>
-      <w:r>
-        <w:rPr>
-          <w:rFonts w:ascii="Times New Roman" w:eastAsia="Times New Roman" w:hAnsi="Times New Roman" w:cs="Times New Roman"/>
-          <w:sz w:val="24"/>
-          <w:szCs w:val="24"/>
-        </w:rPr>
-        <w:t xml:space="preserve"> or Indian currency).</w:t>
-      </w:r>
-    </w:p>
-    <w:p>
-      <w:pPr>
-        <w:pStyle w:val="ListParagraph"/>
-        <w:numPr>
-          <w:ilvl w:val="0"/>
-          <w:numId w:val="6"/>
-        </w:numPr>
-        <w:spacing w:after="0" w:line="360" w:lineRule="auto"/>
-        <w:ind w:right="29"/>
-        <w:rPr>
-          <w:rFonts w:ascii="Times New Roman" w:eastAsia="Times New Roman" w:hAnsi="Times New Roman" w:cs="Times New Roman"/>
-          <w:sz w:val="24"/>
-          <w:szCs w:val="24"/>
-        </w:rPr>
-      </w:pPr>
-      <w:r>
-        <w:rPr>
-          <w:rFonts w:ascii="Times New Roman" w:eastAsia="Times New Roman" w:hAnsi="Times New Roman" w:cs="Times New Roman"/>
-          <w:sz w:val="24"/>
-          <w:szCs w:val="24"/>
-        </w:rPr>
-        <w:t xml:space="preserve">Counterexamples: If denominations are </w:t>
-      </w:r>
-      <w:r>
-        <w:rPr>
-          <w:rFonts w:ascii="Times New Roman" w:eastAsia="Times New Roman" w:hAnsi="Times New Roman" w:cs="Times New Roman"/>
-          <w:sz w:val="24"/>
-          <w:szCs w:val="24"/>
-        </w:rPr>
-        <w:t>[1,3,4]</w:t>
-      </w:r>
-      <w:r>
-        <w:rPr>
-          <w:rFonts w:ascii="Times New Roman" w:eastAsia="Times New Roman" w:hAnsi="Times New Roman" w:cs="Times New Roman"/>
-          <w:sz w:val="24"/>
-          <w:szCs w:val="24"/>
-        </w:rPr>
-        <w:t>, making change for 6 results in:</w:t>
-      </w:r>
-    </w:p>
-    <w:p>
-      <w:pPr>
-        <w:pStyle w:val="ListParagraph"/>
-        <w:numPr>
-          <w:ilvl w:val="1"/>
-          <w:numId w:val="6"/>
-        </w:numPr>
-        <w:spacing w:after="0" w:line="360" w:lineRule="auto"/>
-        <w:ind w:right="29"/>
-        <w:rPr>
-          <w:rFonts w:ascii="Times New Roman" w:eastAsia="Times New Roman" w:hAnsi="Times New Roman" w:cs="Times New Roman"/>
-          <w:sz w:val="24"/>
-          <w:szCs w:val="24"/>
-        </w:rPr>
-      </w:pPr>
-      <w:r>
-        <w:rPr>
-          <w:rFonts w:ascii="Times New Roman" w:eastAsia="Times New Roman" w:hAnsi="Times New Roman" w:cs="Times New Roman"/>
-          <w:sz w:val="24"/>
-          <w:szCs w:val="24"/>
-        </w:rPr>
-        <w:t xml:space="preserve">Greedy: </w:t>
-      </w:r>
-      <w:r>
-        <w:rPr>
-          <w:rFonts w:ascii="Times New Roman" w:eastAsia="Times New Roman" w:hAnsi="Times New Roman" w:cs="Times New Roman"/>
-          <w:sz w:val="24"/>
-          <w:szCs w:val="24"/>
-        </w:rPr>
-        <w:t>4+1+1</w:t>
-      </w:r>
-      <w:r>
-        <w:rPr>
-          <w:rFonts w:ascii="Times New Roman" w:eastAsia="Times New Roman" w:hAnsi="Times New Roman" w:cs="Times New Roman"/>
-          <w:sz w:val="24"/>
-          <w:szCs w:val="24"/>
-        </w:rPr>
-        <w:t xml:space="preserve"> (3 coins).</w:t>
-      </w:r>
-    </w:p>
-    <w:p>
-      <w:pPr>
-        <w:pStyle w:val="ListParagraph"/>
-        <w:numPr>
-          <w:ilvl w:val="1"/>
-          <w:numId w:val="6"/>
-        </w:numPr>
-        <w:spacing w:after="0" w:line="360" w:lineRule="auto"/>
-        <w:ind w:right="29"/>
-        <w:rPr>
-          <w:rFonts w:ascii="Times New Roman" w:eastAsia="Times New Roman" w:hAnsi="Times New Roman" w:cs="Times New Roman"/>
-          <w:sz w:val="24"/>
-          <w:szCs w:val="24"/>
-        </w:rPr>
-      </w:pPr>
-      <w:r>
-        <w:rPr>
-          <w:rFonts w:ascii="Times New Roman" w:eastAsia="Times New Roman" w:hAnsi="Times New Roman" w:cs="Times New Roman"/>
-          <w:sz w:val="24"/>
-          <w:szCs w:val="24"/>
-        </w:rPr>
-        <w:t xml:space="preserve">Optimal: </w:t>
-      </w:r>
-      <w:r>
-        <w:rPr>
-          <w:rFonts w:ascii="Times New Roman" w:eastAsia="Times New Roman" w:hAnsi="Times New Roman" w:cs="Times New Roman"/>
-          <w:sz w:val="24"/>
-          <w:szCs w:val="24"/>
-        </w:rPr>
-        <w:t>3+3</w:t>
-      </w:r>
-      <w:r>
-        <w:rPr>
-          <w:rFonts w:ascii="Times New Roman" w:eastAsia="Times New Roman" w:hAnsi="Times New Roman" w:cs="Times New Roman"/>
-          <w:sz w:val="24"/>
-          <w:szCs w:val="24"/>
-        </w:rPr>
-        <w:t xml:space="preserve"> (2 coins).</w:t>
-      </w:r>
-    </w:p>
-    <w:p>
-      <w:pPr>
-        <w:spacing w:after="0" w:line="360" w:lineRule="auto"/>
-        <w:ind w:right="29"/>
-        <w:rPr>
-          <w:rFonts w:ascii="Times New Roman" w:eastAsia="Times New Roman" w:hAnsi="Times New Roman" w:cs="Times New Roman"/>
-          <w:b/>
-          <w:bCs/>
-          <w:sz w:val="24"/>
-          <w:szCs w:val="24"/>
-        </w:rPr>
-      </w:pPr>
-    </w:p>
-    <w:p>
-      <w:pPr>
-        <w:spacing w:after="0" w:line="360" w:lineRule="auto"/>
-        <w:ind w:right="29"/>
-        <w:rPr>
-          <w:rFonts w:ascii="Times New Roman" w:eastAsia="Times New Roman" w:hAnsi="Times New Roman" w:cs="Times New Roman"/>
-          <w:b/>
-          <w:bCs/>
-          <w:sz w:val="24"/>
-          <w:szCs w:val="24"/>
-        </w:rPr>
-      </w:pPr>
-    </w:p>
-    <w:p>
-      <w:pPr>
-        <w:spacing w:after="0" w:line="360" w:lineRule="auto"/>
-        <w:ind w:right="29"/>
-        <w:rPr>
-          <w:rFonts w:ascii="Times New Roman" w:eastAsia="Times New Roman" w:hAnsi="Times New Roman" w:cs="Times New Roman"/>
-          <w:b/>
-          <w:bCs/>
-          <w:sz w:val="24"/>
-          <w:szCs w:val="24"/>
-        </w:rPr>
-      </w:pPr>
-    </w:p>
-    <w:p>
-      <w:pPr>
-        <w:spacing w:after="0" w:line="360" w:lineRule="auto"/>
-        <w:ind w:right="29"/>
-        <w:rPr>
-          <w:rFonts w:ascii="Times New Roman" w:eastAsia="Times New Roman" w:hAnsi="Times New Roman" w:cs="Times New Roman"/>
-          <w:b/>
-          <w:bCs/>
-          <w:sz w:val="24"/>
-          <w:szCs w:val="24"/>
-        </w:rPr>
-      </w:pPr>
-    </w:p>
-    <w:p>
-      <w:pPr>
-        <w:spacing w:after="0" w:line="360" w:lineRule="auto"/>
-        <w:ind w:right="29"/>
-        <w:rPr>
-          <w:rFonts w:ascii="Times New Roman" w:eastAsia="Times New Roman" w:hAnsi="Times New Roman" w:cs="Times New Roman"/>
-          <w:b/>
-          <w:bCs/>
-          <w:sz w:val="24"/>
-          <w:szCs w:val="24"/>
-        </w:rPr>
-      </w:pPr>
-    </w:p>
-    <w:p>
-      <w:pPr>
-        <w:spacing w:after="0" w:line="360" w:lineRule="auto"/>
-        <w:ind w:right="29"/>
-        <w:rPr>
-          <w:rFonts w:ascii="Times New Roman" w:eastAsia="Times New Roman" w:hAnsi="Times New Roman" w:cs="Times New Roman"/>
-          <w:b/>
-          <w:bCs/>
-          <w:sz w:val="24"/>
-          <w:szCs w:val="24"/>
-        </w:rPr>
-      </w:pPr>
-    </w:p>
-    <w:p>
-      <w:pPr>
-        <w:spacing w:after="0" w:line="360" w:lineRule="auto"/>
-        <w:ind w:right="29"/>
-        <w:rPr>
-          <w:rFonts w:ascii="Times New Roman" w:eastAsia="Times New Roman" w:hAnsi="Times New Roman" w:cs="Times New Roman"/>
-          <w:b/>
-          <w:bCs/>
-          <w:sz w:val="24"/>
-          <w:szCs w:val="24"/>
-        </w:rPr>
-      </w:pPr>
-    </w:p>
-    <w:p>
-      <w:pPr>
-        <w:spacing w:after="0" w:line="360" w:lineRule="auto"/>
-        <w:ind w:right="29"/>
-        <w:jc w:val="both"/>
-        <w:rPr>
-          <w:rFonts w:ascii="Times New Roman" w:eastAsia="Times New Roman" w:hAnsi="Times New Roman" w:cs="Times New Roman"/>
-          <w:b/>
-          <w:sz w:val="24"/>
-          <w:szCs w:val="24"/>
-        </w:rPr>
-      </w:pPr>
-      <w:r>
-        <w:rPr>
-          <w:rFonts w:ascii="Times New Roman" w:eastAsia="Times New Roman" w:hAnsi="Times New Roman" w:cs="Times New Roman"/>
-          <w:b/>
-          <w:sz w:val="24"/>
-          <w:szCs w:val="24"/>
-        </w:rPr>
-        <w:lastRenderedPageBreak/>
-        <w:t>Conclusion:</w:t>
-      </w:r>
-    </w:p>
-    <w:p>
-      <w:pPr>
-        <w:spacing w:after="0" w:line="360" w:lineRule="auto"/>
-        <w:ind w:right="29"/>
-        <w:rPr>
-          <w:rFonts w:ascii="Times New Roman" w:eastAsia="Times New Roman" w:hAnsi="Times New Roman" w:cs="Times New Roman"/>
-          <w:sz w:val="24"/>
-          <w:szCs w:val="24"/>
-        </w:rPr>
-      </w:pPr>
-      <w:r>
-        <w:rPr>
-          <w:rFonts w:ascii="Times New Roman" w:eastAsia="Times New Roman" w:hAnsi="Times New Roman" w:cs="Times New Roman"/>
-          <w:sz w:val="24"/>
-          <w:szCs w:val="24"/>
-        </w:rPr>
-        <w:t>The greedy algorithm for the coin change problem is fast and simple, but its effectiveness depends entirely on the denominations used.</w:t>
-      </w:r>
-    </w:p>
-    <w:p>
-      <w:pPr>
-        <w:pStyle w:val="ListParagraph"/>
-        <w:numPr>
-          <w:ilvl w:val="0"/>
-          <w:numId w:val="7"/>
-        </w:numPr>
-        <w:spacing w:after="0" w:line="360" w:lineRule="auto"/>
-        <w:ind w:right="29"/>
-        <w:rPr>
-          <w:rFonts w:ascii="Times New Roman" w:eastAsia="Times New Roman" w:hAnsi="Times New Roman" w:cs="Times New Roman"/>
-          <w:sz w:val="24"/>
-          <w:szCs w:val="24"/>
-        </w:rPr>
-      </w:pPr>
-      <w:r>
-        <w:rPr>
-          <w:rFonts w:ascii="Times New Roman" w:eastAsia="Times New Roman" w:hAnsi="Times New Roman" w:cs="Times New Roman"/>
-          <w:b/>
-          <w:bCs/>
-          <w:sz w:val="24"/>
-          <w:szCs w:val="24"/>
-        </w:rPr>
-        <w:t>Pros:</w:t>
-      </w:r>
-      <w:r>
-        <w:rPr>
-          <w:rFonts w:ascii="Times New Roman" w:eastAsia="Times New Roman" w:hAnsi="Times New Roman" w:cs="Times New Roman"/>
-          <w:sz w:val="24"/>
-          <w:szCs w:val="24"/>
-        </w:rPr>
-        <w:t xml:space="preserve"> It is computationally efficient (</w:t>
-      </w:r>
-      <w:proofErr w:type="gramStart"/>
-      <w:r>
-        <w:rPr>
-          <w:rFonts w:ascii="Times New Roman" w:eastAsia="Times New Roman" w:hAnsi="Times New Roman" w:cs="Times New Roman"/>
-          <w:i/>
-          <w:iCs/>
-          <w:sz w:val="24"/>
-          <w:szCs w:val="24"/>
-        </w:rPr>
-        <w:t>O(</w:t>
-      </w:r>
-      <w:proofErr w:type="gramEnd"/>
-      <w:r>
-        <w:rPr>
-          <w:rFonts w:ascii="Times New Roman" w:eastAsia="Times New Roman" w:hAnsi="Times New Roman" w:cs="Times New Roman"/>
-          <w:i/>
-          <w:iCs/>
-          <w:sz w:val="24"/>
-          <w:szCs w:val="24"/>
-        </w:rPr>
-        <w:t>n log n)</w:t>
-      </w:r>
-      <w:r>
-        <w:rPr>
-          <w:rFonts w:ascii="Times New Roman" w:eastAsia="Times New Roman" w:hAnsi="Times New Roman" w:cs="Times New Roman"/>
-          <w:sz w:val="24"/>
-          <w:szCs w:val="24"/>
-        </w:rPr>
-        <w:t xml:space="preserve"> </w:t>
-      </w:r>
-      <w:r>
-        <w:rPr>
-          <w:rFonts w:ascii="Times New Roman" w:eastAsia="Times New Roman" w:hAnsi="Times New Roman" w:cs="Times New Roman"/>
-          <w:sz w:val="24"/>
-          <w:szCs w:val="24"/>
-        </w:rPr>
-        <w:t>or better) and works perfectly for canonical systems like the US Dollar or Euro.</w:t>
-      </w:r>
-    </w:p>
-    <w:p>
-      <w:pPr>
-        <w:pStyle w:val="ListParagraph"/>
-        <w:numPr>
-          <w:ilvl w:val="0"/>
-          <w:numId w:val="7"/>
-        </w:numPr>
-        <w:spacing w:after="0" w:line="360" w:lineRule="auto"/>
-        <w:ind w:right="29"/>
-        <w:rPr>
-          <w:rFonts w:ascii="Times New Roman" w:eastAsia="Times New Roman" w:hAnsi="Times New Roman" w:cs="Times New Roman"/>
-          <w:sz w:val="24"/>
-          <w:szCs w:val="24"/>
-        </w:rPr>
-      </w:pPr>
-      <w:r>
-        <w:rPr>
-          <w:rFonts w:ascii="Times New Roman" w:eastAsia="Times New Roman" w:hAnsi="Times New Roman" w:cs="Times New Roman"/>
-          <w:b/>
-          <w:bCs/>
-          <w:sz w:val="24"/>
-          <w:szCs w:val="24"/>
-        </w:rPr>
-        <w:t>Cons:</w:t>
-      </w:r>
-      <w:r>
-        <w:rPr>
-          <w:rFonts w:ascii="Times New Roman" w:eastAsia="Times New Roman" w:hAnsi="Times New Roman" w:cs="Times New Roman"/>
-          <w:sz w:val="24"/>
-          <w:szCs w:val="24"/>
-        </w:rPr>
-        <w:t xml:space="preserve"> It is sub-optimal for arbitrary coin sets. It can fail to find the minimum number of coins or even fail to find a solution at all, even when one exists.</w:t>
-      </w:r>
-    </w:p>
-    <w:p>
-      <w:pPr>
-        <w:pStyle w:val="ListParagraph"/>
-        <w:numPr>
-          <w:ilvl w:val="0"/>
-          <w:numId w:val="7"/>
-        </w:numPr>
-        <w:spacing w:after="0" w:line="360" w:lineRule="auto"/>
-        <w:ind w:right="29"/>
-        <w:rPr>
-          <w:rFonts w:ascii="Times New Roman" w:eastAsia="Times New Roman" w:hAnsi="Times New Roman" w:cs="Times New Roman"/>
-          <w:sz w:val="24"/>
-          <w:szCs w:val="24"/>
-        </w:rPr>
-      </w:pPr>
-      <w:r>
-        <w:rPr>
-          <w:rFonts w:ascii="Times New Roman" w:eastAsia="Times New Roman" w:hAnsi="Times New Roman" w:cs="Times New Roman"/>
-          <w:b/>
-          <w:bCs/>
-          <w:sz w:val="24"/>
-          <w:szCs w:val="24"/>
-        </w:rPr>
-        <w:t>Verdict:</w:t>
-      </w:r>
-      <w:r>
-        <w:rPr>
-          <w:rFonts w:ascii="Times New Roman" w:eastAsia="Times New Roman" w:hAnsi="Times New Roman" w:cs="Times New Roman"/>
-          <w:sz w:val="24"/>
-          <w:szCs w:val="24"/>
-        </w:rPr>
-        <w:t xml:space="preserve"> Use greedy for standard currencies to save on performance; however, for general or custom systems, Dynamic Programming is the only way to guarantee an optimal solution.</w:t>
-      </w:r>
+        <w:rPr>
+          <w:rFonts w:ascii="Times New Roman" w:eastAsia="Times New Roman" w:hAnsi="Times New Roman" w:cs="Times New Roman"/>
+          <w:sz w:val="24"/>
+          <w:szCs w:val="24"/>
+        </w:rPr>
+      </w:pPr>
     </w:p>
     <w:sectPr>
       <w:headerReference w:type="default" r:id="rId9"/>
